--- a/lessons/2-8/downloads/reveal/teacher/2.8-session-2-prerequisite-practice-a.docx
+++ b/lessons/2-8/downloads/reveal/teacher/2.8-session-2-prerequisite-practice-a.docx
@@ -15,10 +15,28 @@
         <w:rPr>
           <w:rFonts w:ascii="Avenir Next" w:hAnsi="Avenir Next" w:cs="Avenir Next" w:eastAsia="Avenir Next"/>
           <w:color w:val="1A1A1A"/>
+          <w:sz w:val="22"/>
+          <w:szCs w:val="20"/>
+        </w:rPr>
+        <w:t xml:space="preserve">Name</w:t>
+      </w:r>
+      <w:r>
+        <w:rPr>
+          <w:rFonts w:ascii="Avenir Next" w:hAnsi="Avenir Next" w:cs="Avenir Next" w:eastAsia="Avenir Next"/>
+          <w:color w:val="1A1A1A"/>
           <w:sz w:val="20"/>
           <w:szCs w:val="20"/>
         </w:rPr>
-        <w:t xml:space="preserve">Name</w:t>
+        <w:tab/>
+      </w:r>
+      <w:r>
+        <w:rPr>
+          <w:rFonts w:ascii="Avenir Next" w:hAnsi="Avenir Next" w:cs="Avenir Next" w:eastAsia="Avenir Next"/>
+          <w:color w:val="1A1A1A"/>
+          <w:sz w:val="22"/>
+          <w:szCs w:val="20"/>
+        </w:rPr>
+        <w:t xml:space="preserve">   Date</w:t>
       </w:r>
       <w:r>
         <w:rPr>
@@ -33,25 +51,7 @@
         <w:rPr>
           <w:rFonts w:ascii="Avenir Next" w:hAnsi="Avenir Next" w:cs="Avenir Next" w:eastAsia="Avenir Next"/>
           <w:color w:val="1A1A1A"/>
-          <w:sz w:val="20"/>
-          <w:szCs w:val="20"/>
-        </w:rPr>
-        <w:t xml:space="preserve">   Date</w:t>
-      </w:r>
-      <w:r>
-        <w:rPr>
-          <w:rFonts w:ascii="Avenir Next" w:hAnsi="Avenir Next" w:cs="Avenir Next" w:eastAsia="Avenir Next"/>
-          <w:color w:val="1A1A1A"/>
-          <w:sz w:val="20"/>
-          <w:szCs w:val="20"/>
-        </w:rPr>
-        <w:tab/>
-      </w:r>
-      <w:r>
-        <w:rPr>
-          <w:rFonts w:ascii="Avenir Next" w:hAnsi="Avenir Next" w:cs="Avenir Next" w:eastAsia="Avenir Next"/>
-          <w:color w:val="1A1A1A"/>
-          <w:sz w:val="20"/>
+          <w:sz w:val="22"/>
           <w:szCs w:val="20"/>
         </w:rPr>
         <w:t xml:space="preserve">   Period</w:t>
@@ -78,7 +78,7 @@
           <w:caps/>
           <w:color w:val="003A70"/>
           <w:spacing w:val="12"/>
-          <w:sz w:val="19"/>
+          <w:sz w:val="22"/>
           <w:szCs w:val="19"/>
         </w:rPr>
         <w:t xml:space="preserve">Lesson 2-8  ·  Session 2  ·  Prerequisite Practice A  ·  Skill 1 of 2</w:t>
@@ -86,6 +86,7 @@
     </w:p>
     <w:p>
       <w:pPr>
+        <w:pStyle w:val="Heading1"/>
         <w:keepNext/>
         <w:spacing w:before="0" w:after="10" w:line="240" w:lineRule="auto"/>
       </w:pPr>
@@ -111,7 +112,7 @@
         <w:rPr>
           <w:rFonts w:ascii="Avenir Next" w:hAnsi="Avenir Next" w:cs="Avenir Next" w:eastAsia="Avenir Next"/>
           <w:color w:val="5A5F66"/>
-          <w:sz w:val="17"/>
+          <w:sz w:val="22"/>
           <w:szCs w:val="17"/>
         </w:rPr>
         <w:t xml:space="preserve">Builds on Grade 4 · 4.NBT.B.5</w:t>
@@ -154,6 +155,7 @@
           </w:tcPr>
           <w:p>
             <w:pPr>
+              <w:pStyle w:val="Heading2"/>
               <w:spacing w:before="0" w:after="0" w:line="252" w:lineRule="auto"/>
             </w:pPr>
             <w:r>
@@ -183,7 +185,7 @@
               <w:rPr>
                 <w:rFonts w:ascii="Avenir Next" w:hAnsi="Avenir Next" w:cs="Avenir Next" w:eastAsia="Avenir Next"/>
                 <w:color w:val="1A1A1A"/>
-                <w:sz w:val="20"/>
+                <w:sz w:val="22"/>
                 <w:szCs w:val="20"/>
               </w:rPr>
               <w:t xml:space="preserve">Ravi wants a mean of 102 over 5 games. His target total is 102 × 5 = 510.</w:t>
@@ -203,6 +205,7 @@
           </w:tcPr>
           <w:p>
             <w:pPr>
+              <w:pStyle w:val="Heading2"/>
               <w:spacing w:before="0" w:after="0" w:line="252" w:lineRule="auto"/>
             </w:pPr>
             <w:r>
@@ -232,7 +235,7 @@
               <w:rPr>
                 <w:rFonts w:ascii="Avenir Next" w:hAnsi="Avenir Next" w:cs="Avenir Next" w:eastAsia="Avenir Next"/>
                 <w:color w:val="1A1A1A"/>
-                <w:sz w:val="20"/>
+                <w:sz w:val="22"/>
                 <w:szCs w:val="20"/>
               </w:rPr>
               <w:t xml:space="preserve">Multiply a 2- or 3-digit number by a 1-digit number, like 102 × 5.  </w:t>
@@ -242,7 +245,7 @@
                 <w:rFonts w:ascii="Avenir Next" w:hAnsi="Avenir Next" w:cs="Avenir Next" w:eastAsia="Avenir Next"/>
                 <w:b/>
                 <w:color w:val="1A1A1A"/>
-                <w:sz w:val="20"/>
+                <w:sz w:val="22"/>
                 <w:szCs w:val="20"/>
               </w:rPr>
               <w:t xml:space="preserve">You will use it in Practice Form A, problems 3 and 6.</w:t>
@@ -253,6 +256,7 @@
     </w:tbl>
     <w:p>
       <w:pPr>
+        <w:pStyle w:val="Heading2"/>
         <w:keepNext/>
         <w:pBdr>
           <w:bottom w:val="single" w:sz="8" w:space="3" w:color="003A70"/>
@@ -268,7 +272,7 @@
           <w:b/>
           <w:color w:val="003A70"/>
           <w:spacing w:val="14"/>
-          <w:sz w:val="19"/>
+          <w:sz w:val="22"/>
           <w:szCs w:val="19"/>
         </w:rPr>
         <w:t xml:space="preserve">STEPS TO FOLLOW</w:t>
@@ -287,7 +291,7 @@
           <w:rFonts w:ascii="Avenir Next" w:hAnsi="Avenir Next" w:cs="Avenir Next" w:eastAsia="Avenir Next"/>
           <w:i/>
           <w:color w:val="5A5F66"/>
-          <w:sz w:val="17"/>
+          <w:sz w:val="22"/>
           <w:szCs w:val="17"/>
         </w:rPr>
         <w:t xml:space="preserve">use these same steps on every problem</w:t>
@@ -329,6 +333,7 @@
           </w:tcPr>
           <w:p>
             <w:pPr>
+              <w:pStyle w:val="Heading1"/>
               <w:spacing w:before="0" w:after="0" w:line="240" w:lineRule="auto"/>
               <w:jc w:val="center"/>
             </w:pPr>
@@ -358,7 +363,7 @@
                 <w:rFonts w:ascii="Avenir Next" w:hAnsi="Avenir Next" w:cs="Avenir Next" w:eastAsia="Avenir Next"/>
                 <w:b/>
                 <w:color w:val="1A1A1A"/>
-                <w:sz w:val="21"/>
+                <w:sz w:val="22"/>
                 <w:szCs w:val="21"/>
               </w:rPr>
               <w:t xml:space="preserve">Break</w:t>
@@ -367,7 +372,7 @@
               <w:rPr>
                 <w:rFonts w:ascii="Avenir Next" w:hAnsi="Avenir Next" w:cs="Avenir Next" w:eastAsia="Avenir Next"/>
                 <w:color w:val="1A1A1A"/>
-                <w:sz w:val="21"/>
+                <w:sz w:val="22"/>
                 <w:szCs w:val="21"/>
               </w:rPr>
               <w:t xml:space="preserve"> the big number into hundreds, tens and ones.</w:t>
@@ -386,6 +391,7 @@
           </w:tcPr>
           <w:p>
             <w:pPr>
+              <w:pStyle w:val="Heading1"/>
               <w:spacing w:before="0" w:after="0" w:line="240" w:lineRule="auto"/>
               <w:jc w:val="center"/>
             </w:pPr>
@@ -415,7 +421,7 @@
                 <w:rFonts w:ascii="Avenir Next" w:hAnsi="Avenir Next" w:cs="Avenir Next" w:eastAsia="Avenir Next"/>
                 <w:b/>
                 <w:color w:val="1A1A1A"/>
-                <w:sz w:val="21"/>
+                <w:sz w:val="22"/>
                 <w:szCs w:val="21"/>
               </w:rPr>
               <w:t xml:space="preserve">Multiply</w:t>
@@ -424,7 +430,7 @@
               <w:rPr>
                 <w:rFonts w:ascii="Avenir Next" w:hAnsi="Avenir Next" w:cs="Avenir Next" w:eastAsia="Avenir Next"/>
                 <w:color w:val="1A1A1A"/>
-                <w:sz w:val="21"/>
+                <w:sz w:val="22"/>
                 <w:szCs w:val="21"/>
               </w:rPr>
               <w:t xml:space="preserve"> each part by the 1-digit number.</w:t>
@@ -443,6 +449,7 @@
           </w:tcPr>
           <w:p>
             <w:pPr>
+              <w:pStyle w:val="Heading1"/>
               <w:spacing w:before="0" w:after="0" w:line="240" w:lineRule="auto"/>
               <w:jc w:val="center"/>
             </w:pPr>
@@ -472,7 +479,7 @@
                 <w:rFonts w:ascii="Avenir Next" w:hAnsi="Avenir Next" w:cs="Avenir Next" w:eastAsia="Avenir Next"/>
                 <w:b/>
                 <w:color w:val="1A1A1A"/>
-                <w:sz w:val="21"/>
+                <w:sz w:val="22"/>
                 <w:szCs w:val="21"/>
               </w:rPr>
               <w:t xml:space="preserve">Add</w:t>
@@ -481,7 +488,7 @@
               <w:rPr>
                 <w:rFonts w:ascii="Avenir Next" w:hAnsi="Avenir Next" w:cs="Avenir Next" w:eastAsia="Avenir Next"/>
                 <w:color w:val="1A1A1A"/>
-                <w:sz w:val="21"/>
+                <w:sz w:val="22"/>
                 <w:szCs w:val="21"/>
               </w:rPr>
               <w:t xml:space="preserve"> the parts.</w:t>
@@ -492,6 +499,7 @@
     </w:tbl>
     <w:p>
       <w:pPr>
+        <w:pStyle w:val="Heading2"/>
         <w:keepNext/>
         <w:pBdr>
           <w:bottom w:val="single" w:sz="8" w:space="3" w:color="003A70"/>
@@ -507,7 +515,7 @@
           <w:b/>
           <w:color w:val="003A70"/>
           <w:spacing w:val="14"/>
-          <w:sz w:val="19"/>
+          <w:sz w:val="22"/>
           <w:szCs w:val="19"/>
         </w:rPr>
         <w:t xml:space="preserve">WATCH ME</w:t>
@@ -526,7 +534,7 @@
           <w:rFonts w:ascii="Avenir Next" w:hAnsi="Avenir Next" w:cs="Avenir Next" w:eastAsia="Avenir Next"/>
           <w:i/>
           <w:color w:val="5A5F66"/>
-          <w:sz w:val="17"/>
+          <w:sz w:val="22"/>
           <w:szCs w:val="17"/>
         </w:rPr>
         <w:t xml:space="preserve">the steps in action</w:t>
@@ -541,7 +549,7 @@
           <w:rFonts w:ascii="Avenir Next" w:hAnsi="Avenir Next" w:cs="Avenir Next" w:eastAsia="Avenir Next"/>
           <w:b/>
           <w:color w:val="1A1A1A"/>
-          <w:sz w:val="21"/>
+          <w:sz w:val="22"/>
           <w:szCs w:val="21"/>
         </w:rPr>
         <w:t xml:space="preserve">Find 102 × 5.</w:t>
@@ -560,25 +568,25 @@
           <w:rFonts w:ascii="Avenir Next" w:hAnsi="Avenir Next" w:cs="Avenir Next" w:eastAsia="Avenir Next"/>
           <w:b/>
           <w:color w:val="003A70"/>
+          <w:sz w:val="22"/>
+          <w:szCs w:val="19"/>
+        </w:rPr>
+        <w:t xml:space="preserve">Step 1</w:t>
+      </w:r>
+      <w:r>
+        <w:rPr>
+          <w:rFonts w:ascii="Avenir Next" w:hAnsi="Avenir Next" w:cs="Avenir Next" w:eastAsia="Avenir Next"/>
+          <w:color w:val="1A1A1A"/>
           <w:sz w:val="19"/>
           <w:szCs w:val="19"/>
         </w:rPr>
-        <w:t xml:space="preserve">Step 1</w:t>
-      </w:r>
-      <w:r>
-        <w:rPr>
-          <w:rFonts w:ascii="Avenir Next" w:hAnsi="Avenir Next" w:cs="Avenir Next" w:eastAsia="Avenir Next"/>
-          <w:color w:val="1A1A1A"/>
-          <w:sz w:val="19"/>
-          <w:szCs w:val="19"/>
-        </w:rPr>
         <w:tab/>
       </w:r>
       <w:r>
         <w:rPr>
           <w:rFonts w:ascii="Avenir Next" w:hAnsi="Avenir Next" w:cs="Avenir Next" w:eastAsia="Avenir Next"/>
           <w:color w:val="1A1A1A"/>
-          <w:sz w:val="21"/>
+          <w:sz w:val="22"/>
           <w:szCs w:val="21"/>
         </w:rPr>
         <w:t xml:space="preserve">102 = 100 + 2.</w:t>
@@ -597,25 +605,25 @@
           <w:rFonts w:ascii="Avenir Next" w:hAnsi="Avenir Next" w:cs="Avenir Next" w:eastAsia="Avenir Next"/>
           <w:b/>
           <w:color w:val="003A70"/>
+          <w:sz w:val="22"/>
+          <w:szCs w:val="19"/>
+        </w:rPr>
+        <w:t xml:space="preserve">Step 2</w:t>
+      </w:r>
+      <w:r>
+        <w:rPr>
+          <w:rFonts w:ascii="Avenir Next" w:hAnsi="Avenir Next" w:cs="Avenir Next" w:eastAsia="Avenir Next"/>
+          <w:color w:val="1A1A1A"/>
           <w:sz w:val="19"/>
           <w:szCs w:val="19"/>
         </w:rPr>
-        <w:t xml:space="preserve">Step 2</w:t>
-      </w:r>
-      <w:r>
-        <w:rPr>
-          <w:rFonts w:ascii="Avenir Next" w:hAnsi="Avenir Next" w:cs="Avenir Next" w:eastAsia="Avenir Next"/>
-          <w:color w:val="1A1A1A"/>
-          <w:sz w:val="19"/>
-          <w:szCs w:val="19"/>
-        </w:rPr>
         <w:tab/>
       </w:r>
       <w:r>
         <w:rPr>
           <w:rFonts w:ascii="Avenir Next" w:hAnsi="Avenir Next" w:cs="Avenir Next" w:eastAsia="Avenir Next"/>
           <w:color w:val="1A1A1A"/>
-          <w:sz w:val="21"/>
+          <w:sz w:val="22"/>
           <w:szCs w:val="21"/>
         </w:rPr>
         <w:t xml:space="preserve">100 × 5 = 500. 2 × 5 = 10.</w:t>
@@ -634,25 +642,25 @@
           <w:rFonts w:ascii="Avenir Next" w:hAnsi="Avenir Next" w:cs="Avenir Next" w:eastAsia="Avenir Next"/>
           <w:b/>
           <w:color w:val="003A70"/>
+          <w:sz w:val="22"/>
+          <w:szCs w:val="19"/>
+        </w:rPr>
+        <w:t xml:space="preserve">Step 3</w:t>
+      </w:r>
+      <w:r>
+        <w:rPr>
+          <w:rFonts w:ascii="Avenir Next" w:hAnsi="Avenir Next" w:cs="Avenir Next" w:eastAsia="Avenir Next"/>
+          <w:color w:val="1A1A1A"/>
           <w:sz w:val="19"/>
           <w:szCs w:val="19"/>
         </w:rPr>
-        <w:t xml:space="preserve">Step 3</w:t>
-      </w:r>
-      <w:r>
-        <w:rPr>
-          <w:rFonts w:ascii="Avenir Next" w:hAnsi="Avenir Next" w:cs="Avenir Next" w:eastAsia="Avenir Next"/>
-          <w:color w:val="1A1A1A"/>
-          <w:sz w:val="19"/>
-          <w:szCs w:val="19"/>
-        </w:rPr>
         <w:tab/>
       </w:r>
       <w:r>
         <w:rPr>
           <w:rFonts w:ascii="Avenir Next" w:hAnsi="Avenir Next" w:cs="Avenir Next" w:eastAsia="Avenir Next"/>
           <w:color w:val="1A1A1A"/>
-          <w:sz w:val="21"/>
+          <w:sz w:val="22"/>
           <w:szCs w:val="21"/>
         </w:rPr>
         <w:t xml:space="preserve">500 + 10 = 510.</w:t>
@@ -671,18 +679,18 @@
           <w:rFonts w:ascii="Avenir Next" w:hAnsi="Avenir Next" w:cs="Avenir Next" w:eastAsia="Avenir Next"/>
           <w:b/>
           <w:color w:val="1A1A1A"/>
+          <w:sz w:val="22"/>
+          <w:szCs w:val="21"/>
+        </w:rPr>
+        <w:t xml:space="preserve">Answer</w:t>
+      </w:r>
+      <w:r>
+        <w:rPr>
+          <w:rFonts w:ascii="Avenir Next" w:hAnsi="Avenir Next" w:cs="Avenir Next" w:eastAsia="Avenir Next"/>
+          <w:color w:val="1A1A1A"/>
           <w:sz w:val="21"/>
           <w:szCs w:val="21"/>
         </w:rPr>
-        <w:t xml:space="preserve">Answer</w:t>
-      </w:r>
-      <w:r>
-        <w:rPr>
-          <w:rFonts w:ascii="Avenir Next" w:hAnsi="Avenir Next" w:cs="Avenir Next" w:eastAsia="Avenir Next"/>
-          <w:color w:val="1A1A1A"/>
-          <w:sz w:val="21"/>
-          <w:szCs w:val="21"/>
-        </w:rPr>
         <w:tab/>
       </w:r>
       <w:r>
@@ -690,7 +698,7 @@
           <w:rFonts w:ascii="Avenir Next" w:hAnsi="Avenir Next" w:cs="Avenir Next" w:eastAsia="Avenir Next"/>
           <w:b/>
           <w:color w:val="1A1A1A"/>
-          <w:sz w:val="21"/>
+          <w:sz w:val="22"/>
           <w:szCs w:val="21"/>
         </w:rPr>
         <w:t xml:space="preserve">510</w:t>
@@ -698,6 +706,7 @@
     </w:p>
     <w:p>
       <w:pPr>
+        <w:pStyle w:val="Heading2"/>
         <w:keepNext/>
         <w:pBdr>
           <w:bottom w:val="single" w:sz="8" w:space="3" w:color="003A70"/>
@@ -713,7 +722,7 @@
           <w:b/>
           <w:color w:val="003A70"/>
           <w:spacing w:val="14"/>
-          <w:sz w:val="19"/>
+          <w:sz w:val="22"/>
           <w:szCs w:val="19"/>
         </w:rPr>
         <w:t xml:space="preserve">TRY IT WITH HELP</w:t>
@@ -732,7 +741,7 @@
           <w:rFonts w:ascii="Avenir Next" w:hAnsi="Avenir Next" w:cs="Avenir Next" w:eastAsia="Avenir Next"/>
           <w:i/>
           <w:color w:val="5A5F66"/>
-          <w:sz w:val="17"/>
+          <w:sz w:val="22"/>
           <w:szCs w:val="17"/>
         </w:rPr>
         <w:t xml:space="preserve">fill in each step</w:t>
@@ -790,25 +799,25 @@
           <w:rFonts w:ascii="Avenir Next" w:hAnsi="Avenir Next" w:cs="Avenir Next" w:eastAsia="Avenir Next"/>
           <w:b/>
           <w:color w:val="003A70"/>
+          <w:sz w:val="22"/>
+          <w:szCs w:val="18"/>
+        </w:rPr>
+        <w:t xml:space="preserve">Step 1</w:t>
+      </w:r>
+      <w:r>
+        <w:rPr>
+          <w:rFonts w:ascii="Avenir Next" w:hAnsi="Avenir Next" w:cs="Avenir Next" w:eastAsia="Avenir Next"/>
+          <w:color w:val="1A1A1A"/>
           <w:sz w:val="18"/>
           <w:szCs w:val="18"/>
         </w:rPr>
-        <w:t xml:space="preserve">Step 1</w:t>
-      </w:r>
-      <w:r>
-        <w:rPr>
-          <w:rFonts w:ascii="Avenir Next" w:hAnsi="Avenir Next" w:cs="Avenir Next" w:eastAsia="Avenir Next"/>
-          <w:color w:val="1A1A1A"/>
-          <w:sz w:val="18"/>
-          <w:szCs w:val="18"/>
-        </w:rPr>
         <w:tab/>
       </w:r>
       <w:r>
         <w:rPr>
           <w:rFonts w:ascii="Avenir Next" w:hAnsi="Avenir Next" w:cs="Avenir Next" w:eastAsia="Avenir Next"/>
           <w:color w:val="1A1A1A"/>
-          <w:sz w:val="21"/>
+          <w:sz w:val="22"/>
           <w:szCs w:val="21"/>
         </w:rPr>
         <w:t xml:space="preserve">22 = 20 + </w:t>
@@ -838,35 +847,35 @@
           <w:rFonts w:ascii="Avenir Next" w:hAnsi="Avenir Next" w:cs="Avenir Next" w:eastAsia="Avenir Next"/>
           <w:b/>
           <w:color w:val="003A70"/>
+          <w:sz w:val="22"/>
+          <w:szCs w:val="18"/>
+        </w:rPr>
+        <w:t xml:space="preserve">Step 2</w:t>
+      </w:r>
+      <w:r>
+        <w:rPr>
+          <w:rFonts w:ascii="Avenir Next" w:hAnsi="Avenir Next" w:cs="Avenir Next" w:eastAsia="Avenir Next"/>
+          <w:color w:val="1A1A1A"/>
           <w:sz w:val="18"/>
           <w:szCs w:val="18"/>
         </w:rPr>
-        <w:t xml:space="preserve">Step 2</w:t>
-      </w:r>
-      <w:r>
-        <w:rPr>
-          <w:rFonts w:ascii="Avenir Next" w:hAnsi="Avenir Next" w:cs="Avenir Next" w:eastAsia="Avenir Next"/>
-          <w:color w:val="1A1A1A"/>
-          <w:sz w:val="18"/>
-          <w:szCs w:val="18"/>
-        </w:rPr>
         <w:tab/>
       </w:r>
       <w:r>
         <w:rPr>
           <w:rFonts w:ascii="Avenir Next" w:hAnsi="Avenir Next" w:cs="Avenir Next" w:eastAsia="Avenir Next"/>
           <w:color w:val="1A1A1A"/>
+          <w:sz w:val="22"/>
+          <w:szCs w:val="21"/>
+        </w:rPr>
+        <w:t xml:space="preserve">20 × 5 = </w:t>
+      </w:r>
+      <w:r>
+        <w:rPr>
+          <w:rFonts w:ascii="Avenir Next" w:hAnsi="Avenir Next" w:cs="Avenir Next" w:eastAsia="Avenir Next"/>
+          <w:color w:val="1A1A1A"/>
           <w:sz w:val="21"/>
           <w:szCs w:val="21"/>
-        </w:rPr>
-        <w:t xml:space="preserve">20 × 5 = </w:t>
-      </w:r>
-      <w:r>
-        <w:rPr>
-          <w:rFonts w:ascii="Avenir Next" w:hAnsi="Avenir Next" w:cs="Avenir Next" w:eastAsia="Avenir Next"/>
-          <w:color w:val="1A1A1A"/>
-          <w:sz w:val="21"/>
-          <w:szCs w:val="21"/>
           <w:u w:val="single"/>
         </w:rPr>
         <w:t xml:space="preserve">                </w:t>
@@ -875,7 +884,7 @@
         <w:rPr>
           <w:rFonts w:ascii="Avenir Next" w:hAnsi="Avenir Next" w:cs="Avenir Next" w:eastAsia="Avenir Next"/>
           <w:color w:val="1A1A1A"/>
-          <w:sz w:val="21"/>
+          <w:sz w:val="22"/>
           <w:szCs w:val="21"/>
         </w:rPr>
         <w:t xml:space="preserve">. 2 × 5 = </w:t>
@@ -905,25 +914,25 @@
           <w:rFonts w:ascii="Avenir Next" w:hAnsi="Avenir Next" w:cs="Avenir Next" w:eastAsia="Avenir Next"/>
           <w:b/>
           <w:color w:val="003A70"/>
+          <w:sz w:val="22"/>
+          <w:szCs w:val="18"/>
+        </w:rPr>
+        <w:t xml:space="preserve">Step 3</w:t>
+      </w:r>
+      <w:r>
+        <w:rPr>
+          <w:rFonts w:ascii="Avenir Next" w:hAnsi="Avenir Next" w:cs="Avenir Next" w:eastAsia="Avenir Next"/>
+          <w:color w:val="1A1A1A"/>
           <w:sz w:val="18"/>
           <w:szCs w:val="18"/>
         </w:rPr>
-        <w:t xml:space="preserve">Step 3</w:t>
-      </w:r>
-      <w:r>
-        <w:rPr>
-          <w:rFonts w:ascii="Avenir Next" w:hAnsi="Avenir Next" w:cs="Avenir Next" w:eastAsia="Avenir Next"/>
-          <w:color w:val="1A1A1A"/>
-          <w:sz w:val="18"/>
-          <w:szCs w:val="18"/>
-        </w:rPr>
         <w:tab/>
       </w:r>
       <w:r>
         <w:rPr>
           <w:rFonts w:ascii="Avenir Next" w:hAnsi="Avenir Next" w:cs="Avenir Next" w:eastAsia="Avenir Next"/>
           <w:color w:val="1A1A1A"/>
-          <w:sz w:val="21"/>
+          <w:sz w:val="22"/>
           <w:szCs w:val="21"/>
         </w:rPr>
         <w:t xml:space="preserve">100 + 10 = </w:t>
@@ -996,25 +1005,25 @@
           <w:rFonts w:ascii="Avenir Next" w:hAnsi="Avenir Next" w:cs="Avenir Next" w:eastAsia="Avenir Next"/>
           <w:b/>
           <w:color w:val="003A70"/>
+          <w:sz w:val="22"/>
+          <w:szCs w:val="18"/>
+        </w:rPr>
+        <w:t xml:space="preserve">Step 1</w:t>
+      </w:r>
+      <w:r>
+        <w:rPr>
+          <w:rFonts w:ascii="Avenir Next" w:hAnsi="Avenir Next" w:cs="Avenir Next" w:eastAsia="Avenir Next"/>
+          <w:color w:val="1A1A1A"/>
           <w:sz w:val="18"/>
           <w:szCs w:val="18"/>
         </w:rPr>
-        <w:t xml:space="preserve">Step 1</w:t>
-      </w:r>
-      <w:r>
-        <w:rPr>
-          <w:rFonts w:ascii="Avenir Next" w:hAnsi="Avenir Next" w:cs="Avenir Next" w:eastAsia="Avenir Next"/>
-          <w:color w:val="1A1A1A"/>
-          <w:sz w:val="18"/>
-          <w:szCs w:val="18"/>
-        </w:rPr>
         <w:tab/>
       </w:r>
       <w:r>
         <w:rPr>
           <w:rFonts w:ascii="Avenir Next" w:hAnsi="Avenir Next" w:cs="Avenir Next" w:eastAsia="Avenir Next"/>
           <w:color w:val="1A1A1A"/>
-          <w:sz w:val="21"/>
+          <w:sz w:val="22"/>
           <w:szCs w:val="21"/>
         </w:rPr>
         <w:t xml:space="preserve">45 = 40 + </w:t>
@@ -1044,35 +1053,35 @@
           <w:rFonts w:ascii="Avenir Next" w:hAnsi="Avenir Next" w:cs="Avenir Next" w:eastAsia="Avenir Next"/>
           <w:b/>
           <w:color w:val="003A70"/>
+          <w:sz w:val="22"/>
+          <w:szCs w:val="18"/>
+        </w:rPr>
+        <w:t xml:space="preserve">Step 2</w:t>
+      </w:r>
+      <w:r>
+        <w:rPr>
+          <w:rFonts w:ascii="Avenir Next" w:hAnsi="Avenir Next" w:cs="Avenir Next" w:eastAsia="Avenir Next"/>
+          <w:color w:val="1A1A1A"/>
           <w:sz w:val="18"/>
           <w:szCs w:val="18"/>
         </w:rPr>
-        <w:t xml:space="preserve">Step 2</w:t>
-      </w:r>
-      <w:r>
-        <w:rPr>
-          <w:rFonts w:ascii="Avenir Next" w:hAnsi="Avenir Next" w:cs="Avenir Next" w:eastAsia="Avenir Next"/>
-          <w:color w:val="1A1A1A"/>
-          <w:sz w:val="18"/>
-          <w:szCs w:val="18"/>
-        </w:rPr>
         <w:tab/>
       </w:r>
       <w:r>
         <w:rPr>
           <w:rFonts w:ascii="Avenir Next" w:hAnsi="Avenir Next" w:cs="Avenir Next" w:eastAsia="Avenir Next"/>
           <w:color w:val="1A1A1A"/>
+          <w:sz w:val="22"/>
+          <w:szCs w:val="21"/>
+        </w:rPr>
+        <w:t xml:space="preserve">40 × 6 = </w:t>
+      </w:r>
+      <w:r>
+        <w:rPr>
+          <w:rFonts w:ascii="Avenir Next" w:hAnsi="Avenir Next" w:cs="Avenir Next" w:eastAsia="Avenir Next"/>
+          <w:color w:val="1A1A1A"/>
           <w:sz w:val="21"/>
           <w:szCs w:val="21"/>
-        </w:rPr>
-        <w:t xml:space="preserve">40 × 6 = </w:t>
-      </w:r>
-      <w:r>
-        <w:rPr>
-          <w:rFonts w:ascii="Avenir Next" w:hAnsi="Avenir Next" w:cs="Avenir Next" w:eastAsia="Avenir Next"/>
-          <w:color w:val="1A1A1A"/>
-          <w:sz w:val="21"/>
-          <w:szCs w:val="21"/>
           <w:u w:val="single"/>
         </w:rPr>
         <w:t xml:space="preserve">                </w:t>
@@ -1081,7 +1090,7 @@
         <w:rPr>
           <w:rFonts w:ascii="Avenir Next" w:hAnsi="Avenir Next" w:cs="Avenir Next" w:eastAsia="Avenir Next"/>
           <w:color w:val="1A1A1A"/>
-          <w:sz w:val="21"/>
+          <w:sz w:val="22"/>
           <w:szCs w:val="21"/>
         </w:rPr>
         <w:t xml:space="preserve">. 5 × 6 = </w:t>
@@ -1111,35 +1120,35 @@
           <w:rFonts w:ascii="Avenir Next" w:hAnsi="Avenir Next" w:cs="Avenir Next" w:eastAsia="Avenir Next"/>
           <w:b/>
           <w:color w:val="003A70"/>
+          <w:sz w:val="22"/>
+          <w:szCs w:val="18"/>
+        </w:rPr>
+        <w:t xml:space="preserve">Step 3</w:t>
+      </w:r>
+      <w:r>
+        <w:rPr>
+          <w:rFonts w:ascii="Avenir Next" w:hAnsi="Avenir Next" w:cs="Avenir Next" w:eastAsia="Avenir Next"/>
+          <w:color w:val="1A1A1A"/>
           <w:sz w:val="18"/>
           <w:szCs w:val="18"/>
         </w:rPr>
-        <w:t xml:space="preserve">Step 3</w:t>
-      </w:r>
-      <w:r>
-        <w:rPr>
-          <w:rFonts w:ascii="Avenir Next" w:hAnsi="Avenir Next" w:cs="Avenir Next" w:eastAsia="Avenir Next"/>
-          <w:color w:val="1A1A1A"/>
-          <w:sz w:val="18"/>
-          <w:szCs w:val="18"/>
-        </w:rPr>
         <w:tab/>
       </w:r>
       <w:r>
         <w:rPr>
           <w:rFonts w:ascii="Avenir Next" w:hAnsi="Avenir Next" w:cs="Avenir Next" w:eastAsia="Avenir Next"/>
           <w:color w:val="1A1A1A"/>
+          <w:sz w:val="22"/>
+          <w:szCs w:val="21"/>
+        </w:rPr>
+        <w:t xml:space="preserve">240 + 30 = </w:t>
+      </w:r>
+      <w:r>
+        <w:rPr>
+          <w:rFonts w:ascii="Avenir Next" w:hAnsi="Avenir Next" w:cs="Avenir Next" w:eastAsia="Avenir Next"/>
+          <w:color w:val="1A1A1A"/>
           <w:sz w:val="21"/>
           <w:szCs w:val="21"/>
-        </w:rPr>
-        <w:t xml:space="preserve">240 + 30 = </w:t>
-      </w:r>
-      <w:r>
-        <w:rPr>
-          <w:rFonts w:ascii="Avenir Next" w:hAnsi="Avenir Next" w:cs="Avenir Next" w:eastAsia="Avenir Next"/>
-          <w:color w:val="1A1A1A"/>
-          <w:sz w:val="21"/>
-          <w:szCs w:val="21"/>
           <w:u w:val="single"/>
         </w:rPr>
         <w:t xml:space="preserve">                </w:t>
@@ -1152,6 +1161,7 @@
     </w:p>
     <w:p>
       <w:pPr>
+        <w:pStyle w:val="Heading2"/>
         <w:keepNext/>
         <w:pBdr>
           <w:bottom w:val="single" w:sz="8" w:space="3" w:color="003A70"/>
@@ -1167,7 +1177,7 @@
           <w:b/>
           <w:color w:val="003A70"/>
           <w:spacing w:val="14"/>
-          <w:sz w:val="19"/>
+          <w:sz w:val="22"/>
           <w:szCs w:val="19"/>
         </w:rPr>
         <w:t xml:space="preserve">YOUR TURN</w:t>
@@ -1186,7 +1196,7 @@
           <w:rFonts w:ascii="Avenir Next" w:hAnsi="Avenir Next" w:cs="Avenir Next" w:eastAsia="Avenir Next"/>
           <w:i/>
           <w:color w:val="5A5F66"/>
-          <w:sz w:val="17"/>
+          <w:sz w:val="22"/>
           <w:szCs w:val="17"/>
         </w:rPr>
         <w:t xml:space="preserve">use the steps on your own</w:t>
@@ -1358,7 +1368,7 @@
                       <w:szCs w:val="22"/>
                       <w:u w:val="single"/>
                     </w:rPr>
-                    <w:t xml:space="preserve">        </w:t>
+                    <w:t xml:space="preserve">            </w:t>
                   </w:r>
                 </w:p>
               </w:tc>
@@ -1420,7 +1430,7 @@
                       <w:szCs w:val="22"/>
                       <w:u w:val="single"/>
                     </w:rPr>
-                    <w:t xml:space="preserve">        </w:t>
+                    <w:t xml:space="preserve">            </w:t>
                   </w:r>
                 </w:p>
               </w:tc>
@@ -1482,7 +1492,7 @@
                       <w:szCs w:val="22"/>
                       <w:u w:val="single"/>
                     </w:rPr>
-                    <w:t xml:space="preserve">        </w:t>
+                    <w:t xml:space="preserve">            </w:t>
                   </w:r>
                 </w:p>
               </w:tc>
@@ -1550,7 +1560,7 @@
                       <w:szCs w:val="22"/>
                       <w:u w:val="single"/>
                     </w:rPr>
-                    <w:t xml:space="preserve">        </w:t>
+                    <w:t xml:space="preserve">            </w:t>
                   </w:r>
                 </w:p>
               </w:tc>
@@ -1612,7 +1622,7 @@
                       <w:szCs w:val="22"/>
                       <w:u w:val="single"/>
                     </w:rPr>
-                    <w:t xml:space="preserve">        </w:t>
+                    <w:t xml:space="preserve">            </w:t>
                   </w:r>
                 </w:p>
               </w:tc>
@@ -1674,7 +1684,7 @@
                       <w:szCs w:val="22"/>
                       <w:u w:val="single"/>
                     </w:rPr>
-                    <w:t xml:space="preserve">        </w:t>
+                    <w:t xml:space="preserve">            </w:t>
                   </w:r>
                 </w:p>
               </w:tc>
@@ -1697,7 +1707,7 @@
       <w:pPr>
         <w:pageBreakBefore/>
         <w:keepNext/>
-        <w:spacing w:before="0" w:after="12" w:line="264" w:lineRule="auto"/>
+        <w:spacing w:before="0" w:after="10" w:line="252" w:lineRule="auto"/>
       </w:pPr>
       <w:r>
         <w:rPr>
@@ -1706,7 +1716,7 @@
           <w:caps/>
           <w:color w:val="003A70"/>
           <w:spacing w:val="12"/>
-          <w:sz w:val="19"/>
+          <w:sz w:val="22"/>
           <w:szCs w:val="19"/>
         </w:rPr>
         <w:t xml:space="preserve">Lesson 2-8  ·  Session 2  ·  Prerequisite Practice A  ·  Skill 2 of 2</w:t>
@@ -1714,8 +1724,9 @@
     </w:p>
     <w:p>
       <w:pPr>
+        <w:pStyle w:val="Heading1"/>
         <w:keepNext/>
-        <w:spacing w:before="0" w:after="10" w:line="240" w:lineRule="auto"/>
+        <w:spacing w:before="0" w:after="8" w:line="240" w:lineRule="auto"/>
       </w:pPr>
       <w:r>
         <w:rPr>
@@ -1733,13 +1744,13 @@
         <w:pBdr>
           <w:bottom w:val="single" w:sz="4" w:space="5" w:color="C9CDD2"/>
         </w:pBdr>
-        <w:spacing w:before="0" w:after="60" w:line="264" w:lineRule="auto"/>
+        <w:spacing w:before="0" w:after="51" w:line="252" w:lineRule="auto"/>
       </w:pPr>
       <w:r>
         <w:rPr>
           <w:rFonts w:ascii="Avenir Next" w:hAnsi="Avenir Next" w:cs="Avenir Next" w:eastAsia="Avenir Next"/>
           <w:color w:val="5A5F66"/>
-          <w:sz w:val="17"/>
+          <w:sz w:val="22"/>
           <w:szCs w:val="17"/>
         </w:rPr>
         <w:t xml:space="preserve">Builds on Grade 4 · 4.NBT.B.4</w:t>
@@ -1782,7 +1793,8 @@
           </w:tcPr>
           <w:p>
             <w:pPr>
-              <w:spacing w:before="0" w:after="0" w:line="252" w:lineRule="auto"/>
+              <w:pStyle w:val="Heading2"/>
+              <w:spacing w:before="0" w:after="0" w:line="246" w:lineRule="auto"/>
             </w:pPr>
             <w:r>
               <w:rPr>
@@ -1805,13 +1817,13 @@
           </w:tcPr>
           <w:p>
             <w:pPr>
-              <w:spacing w:before="0" w:after="0" w:line="264" w:lineRule="auto"/>
+              <w:spacing w:before="0" w:after="0" w:line="252" w:lineRule="auto"/>
             </w:pPr>
             <w:r>
               <w:rPr>
                 <w:rFonts w:ascii="Avenir Next" w:hAnsi="Avenir Next" w:cs="Avenir Next" w:eastAsia="Avenir Next"/>
                 <w:color w:val="1A1A1A"/>
-                <w:sz w:val="20"/>
+                <w:sz w:val="22"/>
                 <w:szCs w:val="20"/>
               </w:rPr>
               <w:t xml:space="preserve">The swimmer needs a total of 145 points and has 112. So 112 + </w:t>
@@ -1830,7 +1842,7 @@
               <w:rPr>
                 <w:rFonts w:ascii="Avenir Next" w:hAnsi="Avenir Next" w:cs="Avenir Next" w:eastAsia="Avenir Next"/>
                 <w:color w:val="1A1A1A"/>
-                <w:sz w:val="20"/>
+                <w:sz w:val="22"/>
                 <w:szCs w:val="20"/>
               </w:rPr>
               <w:t xml:space="preserve"> = 145.</w:t>
@@ -1850,7 +1862,8 @@
           </w:tcPr>
           <w:p>
             <w:pPr>
-              <w:spacing w:before="0" w:after="0" w:line="252" w:lineRule="auto"/>
+              <w:pStyle w:val="Heading2"/>
+              <w:spacing w:before="0" w:after="0" w:line="246" w:lineRule="auto"/>
             </w:pPr>
             <w:r>
               <w:rPr>
@@ -1873,13 +1886,13 @@
           </w:tcPr>
           <w:p>
             <w:pPr>
-              <w:spacing w:before="0" w:after="0" w:line="264" w:lineRule="auto"/>
+              <w:spacing w:before="0" w:after="0" w:line="252" w:lineRule="auto"/>
             </w:pPr>
             <w:r>
               <w:rPr>
                 <w:rFonts w:ascii="Avenir Next" w:hAnsi="Avenir Next" w:cs="Avenir Next" w:eastAsia="Avenir Next"/>
                 <w:color w:val="1A1A1A"/>
-                <w:sz w:val="20"/>
+                <w:sz w:val="22"/>
                 <w:szCs w:val="20"/>
               </w:rPr>
               <w:t xml:space="preserve">Find the missing number in an addition, like 112 + </w:t>
@@ -1897,7 +1910,7 @@
               <w:rPr>
                 <w:rFonts w:ascii="Avenir Next" w:hAnsi="Avenir Next" w:cs="Avenir Next" w:eastAsia="Avenir Next"/>
                 <w:color w:val="1A1A1A"/>
-                <w:sz w:val="20"/>
+                <w:sz w:val="22"/>
                 <w:szCs w:val="20"/>
               </w:rPr>
               <w:t xml:space="preserve"> = 145.  </w:t>
@@ -1907,7 +1920,7 @@
                 <w:rFonts w:ascii="Avenir Next" w:hAnsi="Avenir Next" w:cs="Avenir Next" w:eastAsia="Avenir Next"/>
                 <w:b/>
                 <w:color w:val="1A1A1A"/>
-                <w:sz w:val="20"/>
+                <w:sz w:val="22"/>
                 <w:szCs w:val="20"/>
               </w:rPr>
               <w:t xml:space="preserve">You will use it in Practice Form A, problems 1 and 2.</w:t>
@@ -1918,6 +1931,7 @@
     </w:tbl>
     <w:p>
       <w:pPr>
+        <w:pStyle w:val="Heading2"/>
         <w:keepNext/>
         <w:pBdr>
           <w:bottom w:val="single" w:sz="8" w:space="3" w:color="003A70"/>
@@ -1925,7 +1939,7 @@
         <w:tabs>
           <w:tab w:val="right" w:pos="9504"/>
         </w:tabs>
-        <w:spacing w:before="50" w:after="36" w:line="240" w:lineRule="auto"/>
+        <w:spacing w:before="42" w:after="31" w:line="240" w:lineRule="auto"/>
       </w:pPr>
       <w:r>
         <w:rPr>
@@ -1933,7 +1947,7 @@
           <w:b/>
           <w:color w:val="003A70"/>
           <w:spacing w:val="14"/>
-          <w:sz w:val="19"/>
+          <w:sz w:val="22"/>
           <w:szCs w:val="19"/>
         </w:rPr>
         <w:t xml:space="preserve">STEPS TO FOLLOW</w:t>
@@ -1952,7 +1966,7 @@
           <w:rFonts w:ascii="Avenir Next" w:hAnsi="Avenir Next" w:cs="Avenir Next" w:eastAsia="Avenir Next"/>
           <w:i/>
           <w:color w:val="5A5F66"/>
-          <w:sz w:val="17"/>
+          <w:sz w:val="22"/>
           <w:szCs w:val="17"/>
         </w:rPr>
         <w:t xml:space="preserve">use these same steps on every problem</w:t>
@@ -1994,6 +2008,7 @@
           </w:tcPr>
           <w:p>
             <w:pPr>
+              <w:pStyle w:val="Heading1"/>
               <w:spacing w:before="0" w:after="0" w:line="240" w:lineRule="auto"/>
               <w:jc w:val="center"/>
             </w:pPr>
@@ -2016,14 +2031,14 @@
           </w:tcPr>
           <w:p>
             <w:pPr>
-              <w:spacing w:before="0" w:after="0" w:line="264" w:lineRule="auto"/>
+              <w:spacing w:before="0" w:after="0" w:line="252" w:lineRule="auto"/>
             </w:pPr>
             <w:r>
               <w:rPr>
                 <w:rFonts w:ascii="Avenir Next" w:hAnsi="Avenir Next" w:cs="Avenir Next" w:eastAsia="Avenir Next"/>
                 <w:b/>
                 <w:color w:val="1A1A1A"/>
-                <w:sz w:val="21"/>
+                <w:sz w:val="22"/>
                 <w:szCs w:val="21"/>
               </w:rPr>
               <w:t xml:space="preserve">Write</w:t>
@@ -2032,7 +2047,7 @@
               <w:rPr>
                 <w:rFonts w:ascii="Avenir Next" w:hAnsi="Avenir Next" w:cs="Avenir Next" w:eastAsia="Avenir Next"/>
                 <w:color w:val="1A1A1A"/>
-                <w:sz w:val="21"/>
+                <w:sz w:val="22"/>
                 <w:szCs w:val="21"/>
               </w:rPr>
               <w:t xml:space="preserve"> the total you need.</w:t>
@@ -2051,6 +2066,7 @@
           </w:tcPr>
           <w:p>
             <w:pPr>
+              <w:pStyle w:val="Heading1"/>
               <w:spacing w:before="0" w:after="0" w:line="240" w:lineRule="auto"/>
               <w:jc w:val="center"/>
             </w:pPr>
@@ -2073,14 +2089,14 @@
           </w:tcPr>
           <w:p>
             <w:pPr>
-              <w:spacing w:before="0" w:after="0" w:line="264" w:lineRule="auto"/>
+              <w:spacing w:before="0" w:after="0" w:line="252" w:lineRule="auto"/>
             </w:pPr>
             <w:r>
               <w:rPr>
                 <w:rFonts w:ascii="Avenir Next" w:hAnsi="Avenir Next" w:cs="Avenir Next" w:eastAsia="Avenir Next"/>
                 <w:b/>
                 <w:color w:val="1A1A1A"/>
-                <w:sz w:val="21"/>
+                <w:sz w:val="22"/>
                 <w:szCs w:val="21"/>
               </w:rPr>
               <w:t xml:space="preserve">Subtract</w:t>
@@ -2089,7 +2105,7 @@
               <w:rPr>
                 <w:rFonts w:ascii="Avenir Next" w:hAnsi="Avenir Next" w:cs="Avenir Next" w:eastAsia="Avenir Next"/>
                 <w:color w:val="1A1A1A"/>
-                <w:sz w:val="21"/>
+                <w:sz w:val="22"/>
                 <w:szCs w:val="21"/>
               </w:rPr>
               <w:t xml:space="preserve"> what you have from the total.</w:t>
@@ -2108,6 +2124,7 @@
           </w:tcPr>
           <w:p>
             <w:pPr>
+              <w:pStyle w:val="Heading1"/>
               <w:spacing w:before="0" w:after="0" w:line="240" w:lineRule="auto"/>
               <w:jc w:val="center"/>
             </w:pPr>
@@ -2130,14 +2147,14 @@
           </w:tcPr>
           <w:p>
             <w:pPr>
-              <w:spacing w:before="0" w:after="0" w:line="264" w:lineRule="auto"/>
+              <w:spacing w:before="0" w:after="0" w:line="252" w:lineRule="auto"/>
             </w:pPr>
             <w:r>
               <w:rPr>
                 <w:rFonts w:ascii="Avenir Next" w:hAnsi="Avenir Next" w:cs="Avenir Next" w:eastAsia="Avenir Next"/>
                 <w:b/>
                 <w:color w:val="1A1A1A"/>
-                <w:sz w:val="21"/>
+                <w:sz w:val="22"/>
                 <w:szCs w:val="21"/>
               </w:rPr>
               <w:t xml:space="preserve">Check</w:t>
@@ -2146,7 +2163,7 @@
               <w:rPr>
                 <w:rFonts w:ascii="Avenir Next" w:hAnsi="Avenir Next" w:cs="Avenir Next" w:eastAsia="Avenir Next"/>
                 <w:color w:val="1A1A1A"/>
-                <w:sz w:val="21"/>
+                <w:sz w:val="22"/>
                 <w:szCs w:val="21"/>
               </w:rPr>
               <w:t xml:space="preserve">: add your answer back.</w:t>
@@ -2157,6 +2174,7 @@
     </w:tbl>
     <w:p>
       <w:pPr>
+        <w:pStyle w:val="Heading2"/>
         <w:keepNext/>
         <w:pBdr>
           <w:bottom w:val="single" w:sz="8" w:space="3" w:color="003A70"/>
@@ -2164,7 +2182,7 @@
         <w:tabs>
           <w:tab w:val="right" w:pos="9504"/>
         </w:tabs>
-        <w:spacing w:before="50" w:after="36" w:line="240" w:lineRule="auto"/>
+        <w:spacing w:before="42" w:after="31" w:line="240" w:lineRule="auto"/>
       </w:pPr>
       <w:r>
         <w:rPr>
@@ -2172,7 +2190,7 @@
           <w:b/>
           <w:color w:val="003A70"/>
           <w:spacing w:val="14"/>
-          <w:sz w:val="19"/>
+          <w:sz w:val="22"/>
           <w:szCs w:val="19"/>
         </w:rPr>
         <w:t xml:space="preserve">WATCH ME</w:t>
@@ -2191,7 +2209,7 @@
           <w:rFonts w:ascii="Avenir Next" w:hAnsi="Avenir Next" w:cs="Avenir Next" w:eastAsia="Avenir Next"/>
           <w:i/>
           <w:color w:val="5A5F66"/>
-          <w:sz w:val="17"/>
+          <w:sz w:val="22"/>
           <w:szCs w:val="17"/>
         </w:rPr>
         <w:t xml:space="preserve">the steps in action</w:t>
@@ -2199,14 +2217,14 @@
     </w:p>
     <w:p>
       <w:pPr>
-        <w:spacing w:before="0" w:after="40" w:line="264" w:lineRule="auto"/>
+        <w:spacing w:before="0" w:after="34" w:line="252" w:lineRule="auto"/>
       </w:pPr>
       <w:r>
         <w:rPr>
           <w:rFonts w:ascii="Avenir Next" w:hAnsi="Avenir Next" w:cs="Avenir Next" w:eastAsia="Avenir Next"/>
           <w:b/>
           <w:color w:val="1A1A1A"/>
-          <w:sz w:val="21"/>
+          <w:sz w:val="22"/>
           <w:szCs w:val="21"/>
         </w:rPr>
         <w:t xml:space="preserve">Find the missing number: 112 + </w:t>
@@ -2225,7 +2243,7 @@
           <w:rFonts w:ascii="Avenir Next" w:hAnsi="Avenir Next" w:cs="Avenir Next" w:eastAsia="Avenir Next"/>
           <w:b/>
           <w:color w:val="1A1A1A"/>
-          <w:sz w:val="21"/>
+          <w:sz w:val="22"/>
           <w:szCs w:val="21"/>
         </w:rPr>
         <w:t xml:space="preserve"> = 145.</w:t>
@@ -2236,7 +2254,7 @@
         <w:tabs>
           <w:tab w:val="left" w:pos="950"/>
         </w:tabs>
-        <w:spacing w:before="0" w:after="24" w:line="256" w:lineRule="auto"/>
+        <w:spacing w:before="0" w:after="20" w:line="248" w:lineRule="auto"/>
         <w:ind w:left="950" w:hanging="950"/>
       </w:pPr>
       <w:r>
@@ -2244,25 +2262,25 @@
           <w:rFonts w:ascii="Avenir Next" w:hAnsi="Avenir Next" w:cs="Avenir Next" w:eastAsia="Avenir Next"/>
           <w:b/>
           <w:color w:val="003A70"/>
+          <w:sz w:val="22"/>
+          <w:szCs w:val="19"/>
+        </w:rPr>
+        <w:t xml:space="preserve">Step 1</w:t>
+      </w:r>
+      <w:r>
+        <w:rPr>
+          <w:rFonts w:ascii="Avenir Next" w:hAnsi="Avenir Next" w:cs="Avenir Next" w:eastAsia="Avenir Next"/>
+          <w:color w:val="1A1A1A"/>
           <w:sz w:val="19"/>
           <w:szCs w:val="19"/>
         </w:rPr>
-        <w:t xml:space="preserve">Step 1</w:t>
-      </w:r>
-      <w:r>
-        <w:rPr>
-          <w:rFonts w:ascii="Avenir Next" w:hAnsi="Avenir Next" w:cs="Avenir Next" w:eastAsia="Avenir Next"/>
-          <w:color w:val="1A1A1A"/>
-          <w:sz w:val="19"/>
-          <w:szCs w:val="19"/>
-        </w:rPr>
         <w:tab/>
       </w:r>
       <w:r>
         <w:rPr>
           <w:rFonts w:ascii="Avenir Next" w:hAnsi="Avenir Next" w:cs="Avenir Next" w:eastAsia="Avenir Next"/>
           <w:color w:val="1A1A1A"/>
-          <w:sz w:val="21"/>
+          <w:sz w:val="22"/>
           <w:szCs w:val="21"/>
         </w:rPr>
         <w:t xml:space="preserve">The total needed is 145.</w:t>
@@ -2273,7 +2291,7 @@
         <w:tabs>
           <w:tab w:val="left" w:pos="950"/>
         </w:tabs>
-        <w:spacing w:before="0" w:after="24" w:line="256" w:lineRule="auto"/>
+        <w:spacing w:before="0" w:after="20" w:line="248" w:lineRule="auto"/>
         <w:ind w:left="950" w:hanging="950"/>
       </w:pPr>
       <w:r>
@@ -2281,25 +2299,25 @@
           <w:rFonts w:ascii="Avenir Next" w:hAnsi="Avenir Next" w:cs="Avenir Next" w:eastAsia="Avenir Next"/>
           <w:b/>
           <w:color w:val="003A70"/>
+          <w:sz w:val="22"/>
+          <w:szCs w:val="19"/>
+        </w:rPr>
+        <w:t xml:space="preserve">Step 2</w:t>
+      </w:r>
+      <w:r>
+        <w:rPr>
+          <w:rFonts w:ascii="Avenir Next" w:hAnsi="Avenir Next" w:cs="Avenir Next" w:eastAsia="Avenir Next"/>
+          <w:color w:val="1A1A1A"/>
           <w:sz w:val="19"/>
           <w:szCs w:val="19"/>
         </w:rPr>
-        <w:t xml:space="preserve">Step 2</w:t>
-      </w:r>
-      <w:r>
-        <w:rPr>
-          <w:rFonts w:ascii="Avenir Next" w:hAnsi="Avenir Next" w:cs="Avenir Next" w:eastAsia="Avenir Next"/>
-          <w:color w:val="1A1A1A"/>
-          <w:sz w:val="19"/>
-          <w:szCs w:val="19"/>
-        </w:rPr>
         <w:tab/>
       </w:r>
       <w:r>
         <w:rPr>
           <w:rFonts w:ascii="Avenir Next" w:hAnsi="Avenir Next" w:cs="Avenir Next" w:eastAsia="Avenir Next"/>
           <w:color w:val="1A1A1A"/>
-          <w:sz w:val="21"/>
+          <w:sz w:val="22"/>
           <w:szCs w:val="21"/>
         </w:rPr>
         <w:t xml:space="preserve">145 − 112 = 33.</w:t>
@@ -2310,7 +2328,7 @@
         <w:tabs>
           <w:tab w:val="left" w:pos="950"/>
         </w:tabs>
-        <w:spacing w:before="0" w:after="24" w:line="256" w:lineRule="auto"/>
+        <w:spacing w:before="0" w:after="20" w:line="248" w:lineRule="auto"/>
         <w:ind w:left="950" w:hanging="950"/>
       </w:pPr>
       <w:r>
@@ -2318,25 +2336,25 @@
           <w:rFonts w:ascii="Avenir Next" w:hAnsi="Avenir Next" w:cs="Avenir Next" w:eastAsia="Avenir Next"/>
           <w:b/>
           <w:color w:val="003A70"/>
+          <w:sz w:val="22"/>
+          <w:szCs w:val="19"/>
+        </w:rPr>
+        <w:t xml:space="preserve">Step 3</w:t>
+      </w:r>
+      <w:r>
+        <w:rPr>
+          <w:rFonts w:ascii="Avenir Next" w:hAnsi="Avenir Next" w:cs="Avenir Next" w:eastAsia="Avenir Next"/>
+          <w:color w:val="1A1A1A"/>
           <w:sz w:val="19"/>
           <w:szCs w:val="19"/>
         </w:rPr>
-        <w:t xml:space="preserve">Step 3</w:t>
-      </w:r>
-      <w:r>
-        <w:rPr>
-          <w:rFonts w:ascii="Avenir Next" w:hAnsi="Avenir Next" w:cs="Avenir Next" w:eastAsia="Avenir Next"/>
-          <w:color w:val="1A1A1A"/>
-          <w:sz w:val="19"/>
-          <w:szCs w:val="19"/>
-        </w:rPr>
         <w:tab/>
       </w:r>
       <w:r>
         <w:rPr>
           <w:rFonts w:ascii="Avenir Next" w:hAnsi="Avenir Next" w:cs="Avenir Next" w:eastAsia="Avenir Next"/>
           <w:color w:val="1A1A1A"/>
-          <w:sz w:val="21"/>
+          <w:sz w:val="22"/>
           <w:szCs w:val="21"/>
         </w:rPr>
         <w:t xml:space="preserve">112 + 33 = 145. It checks.</w:t>
@@ -2347,7 +2365,7 @@
         <w:tabs>
           <w:tab w:val="left" w:pos="950"/>
         </w:tabs>
-        <w:spacing w:before="20" w:after="0" w:line="256" w:lineRule="auto"/>
+        <w:spacing w:before="17" w:after="0" w:line="248" w:lineRule="auto"/>
         <w:ind w:left="950" w:hanging="950"/>
       </w:pPr>
       <w:r>
@@ -2355,18 +2373,18 @@
           <w:rFonts w:ascii="Avenir Next" w:hAnsi="Avenir Next" w:cs="Avenir Next" w:eastAsia="Avenir Next"/>
           <w:b/>
           <w:color w:val="1A1A1A"/>
+          <w:sz w:val="22"/>
+          <w:szCs w:val="21"/>
+        </w:rPr>
+        <w:t xml:space="preserve">Answer</w:t>
+      </w:r>
+      <w:r>
+        <w:rPr>
+          <w:rFonts w:ascii="Avenir Next" w:hAnsi="Avenir Next" w:cs="Avenir Next" w:eastAsia="Avenir Next"/>
+          <w:color w:val="1A1A1A"/>
           <w:sz w:val="21"/>
           <w:szCs w:val="21"/>
         </w:rPr>
-        <w:t xml:space="preserve">Answer</w:t>
-      </w:r>
-      <w:r>
-        <w:rPr>
-          <w:rFonts w:ascii="Avenir Next" w:hAnsi="Avenir Next" w:cs="Avenir Next" w:eastAsia="Avenir Next"/>
-          <w:color w:val="1A1A1A"/>
-          <w:sz w:val="21"/>
-          <w:szCs w:val="21"/>
-        </w:rPr>
         <w:tab/>
       </w:r>
       <w:r>
@@ -2374,7 +2392,7 @@
           <w:rFonts w:ascii="Avenir Next" w:hAnsi="Avenir Next" w:cs="Avenir Next" w:eastAsia="Avenir Next"/>
           <w:b/>
           <w:color w:val="1A1A1A"/>
-          <w:sz w:val="21"/>
+          <w:sz w:val="22"/>
           <w:szCs w:val="21"/>
         </w:rPr>
         <w:t xml:space="preserve">33</w:t>
@@ -2382,6 +2400,7 @@
     </w:p>
     <w:p>
       <w:pPr>
+        <w:pStyle w:val="Heading2"/>
         <w:keepNext/>
         <w:pBdr>
           <w:bottom w:val="single" w:sz="8" w:space="3" w:color="003A70"/>
@@ -2389,7 +2408,7 @@
         <w:tabs>
           <w:tab w:val="right" w:pos="9504"/>
         </w:tabs>
-        <w:spacing w:before="50" w:after="36" w:line="240" w:lineRule="auto"/>
+        <w:spacing w:before="42" w:after="31" w:line="240" w:lineRule="auto"/>
       </w:pPr>
       <w:r>
         <w:rPr>
@@ -2397,7 +2416,7 @@
           <w:b/>
           <w:color w:val="003A70"/>
           <w:spacing w:val="14"/>
-          <w:sz w:val="19"/>
+          <w:sz w:val="22"/>
           <w:szCs w:val="19"/>
         </w:rPr>
         <w:t xml:space="preserve">TRY IT WITH HELP</w:t>
@@ -2416,7 +2435,7 @@
           <w:rFonts w:ascii="Avenir Next" w:hAnsi="Avenir Next" w:cs="Avenir Next" w:eastAsia="Avenir Next"/>
           <w:i/>
           <w:color w:val="5A5F66"/>
-          <w:sz w:val="17"/>
+          <w:sz w:val="22"/>
           <w:szCs w:val="17"/>
         </w:rPr>
         <w:t xml:space="preserve">fill in each step</w:t>
@@ -2428,7 +2447,7 @@
         <w:tabs>
           <w:tab w:val="left" w:pos="432"/>
         </w:tabs>
-        <w:spacing w:before="90" w:after="40" w:line="268" w:lineRule="auto"/>
+        <w:spacing w:before="76" w:after="34" w:line="254" w:lineRule="auto"/>
         <w:ind w:left="432" w:hanging="432"/>
       </w:pPr>
       <w:r>
@@ -2484,7 +2503,7 @@
         <w:tabs>
           <w:tab w:val="left" w:pos="1300"/>
         </w:tabs>
-        <w:spacing w:before="0" w:after="24" w:line="272" w:lineRule="auto"/>
+        <w:spacing w:before="0" w:after="20" w:line="256" w:lineRule="auto"/>
         <w:ind w:left="1300" w:hanging="868"/>
       </w:pPr>
       <w:r>
@@ -2492,35 +2511,35 @@
           <w:rFonts w:ascii="Avenir Next" w:hAnsi="Avenir Next" w:cs="Avenir Next" w:eastAsia="Avenir Next"/>
           <w:b/>
           <w:color w:val="003A70"/>
+          <w:sz w:val="22"/>
+          <w:szCs w:val="18"/>
+        </w:rPr>
+        <w:t xml:space="preserve">Step 1</w:t>
+      </w:r>
+      <w:r>
+        <w:rPr>
+          <w:rFonts w:ascii="Avenir Next" w:hAnsi="Avenir Next" w:cs="Avenir Next" w:eastAsia="Avenir Next"/>
+          <w:color w:val="1A1A1A"/>
           <w:sz w:val="18"/>
           <w:szCs w:val="18"/>
         </w:rPr>
-        <w:t xml:space="preserve">Step 1</w:t>
-      </w:r>
-      <w:r>
-        <w:rPr>
-          <w:rFonts w:ascii="Avenir Next" w:hAnsi="Avenir Next" w:cs="Avenir Next" w:eastAsia="Avenir Next"/>
-          <w:color w:val="1A1A1A"/>
-          <w:sz w:val="18"/>
-          <w:szCs w:val="18"/>
-        </w:rPr>
         <w:tab/>
       </w:r>
       <w:r>
         <w:rPr>
           <w:rFonts w:ascii="Avenir Next" w:hAnsi="Avenir Next" w:cs="Avenir Next" w:eastAsia="Avenir Next"/>
           <w:color w:val="1A1A1A"/>
+          <w:sz w:val="22"/>
+          <w:szCs w:val="21"/>
+        </w:rPr>
+        <w:t xml:space="preserve">The total needed is </w:t>
+      </w:r>
+      <w:r>
+        <w:rPr>
+          <w:rFonts w:ascii="Avenir Next" w:hAnsi="Avenir Next" w:cs="Avenir Next" w:eastAsia="Avenir Next"/>
+          <w:color w:val="1A1A1A"/>
           <w:sz w:val="21"/>
           <w:szCs w:val="21"/>
-        </w:rPr>
-        <w:t xml:space="preserve">The total needed is </w:t>
-      </w:r>
-      <w:r>
-        <w:rPr>
-          <w:rFonts w:ascii="Avenir Next" w:hAnsi="Avenir Next" w:cs="Avenir Next" w:eastAsia="Avenir Next"/>
-          <w:color w:val="1A1A1A"/>
-          <w:sz w:val="21"/>
-          <w:szCs w:val="21"/>
           <w:u w:val="single"/>
         </w:rPr>
         <w:t xml:space="preserve">                </w:t>
@@ -2529,7 +2548,7 @@
         <w:rPr>
           <w:rFonts w:ascii="Avenir Next" w:hAnsi="Avenir Next" w:cs="Avenir Next" w:eastAsia="Avenir Next"/>
           <w:color w:val="1A1A1A"/>
-          <w:sz w:val="21"/>
+          <w:sz w:val="22"/>
           <w:szCs w:val="21"/>
         </w:rPr>
         <w:t xml:space="preserve">.</w:t>
@@ -2541,7 +2560,7 @@
         <w:tabs>
           <w:tab w:val="left" w:pos="1300"/>
         </w:tabs>
-        <w:spacing w:before="0" w:after="24" w:line="272" w:lineRule="auto"/>
+        <w:spacing w:before="0" w:after="20" w:line="256" w:lineRule="auto"/>
         <w:ind w:left="1300" w:hanging="868"/>
       </w:pPr>
       <w:r>
@@ -2549,25 +2568,25 @@
           <w:rFonts w:ascii="Avenir Next" w:hAnsi="Avenir Next" w:cs="Avenir Next" w:eastAsia="Avenir Next"/>
           <w:b/>
           <w:color w:val="003A70"/>
+          <w:sz w:val="22"/>
+          <w:szCs w:val="18"/>
+        </w:rPr>
+        <w:t xml:space="preserve">Step 2</w:t>
+      </w:r>
+      <w:r>
+        <w:rPr>
+          <w:rFonts w:ascii="Avenir Next" w:hAnsi="Avenir Next" w:cs="Avenir Next" w:eastAsia="Avenir Next"/>
+          <w:color w:val="1A1A1A"/>
           <w:sz w:val="18"/>
           <w:szCs w:val="18"/>
         </w:rPr>
-        <w:t xml:space="preserve">Step 2</w:t>
-      </w:r>
-      <w:r>
-        <w:rPr>
-          <w:rFonts w:ascii="Avenir Next" w:hAnsi="Avenir Next" w:cs="Avenir Next" w:eastAsia="Avenir Next"/>
-          <w:color w:val="1A1A1A"/>
-          <w:sz w:val="18"/>
-          <w:szCs w:val="18"/>
-        </w:rPr>
         <w:tab/>
       </w:r>
       <w:r>
         <w:rPr>
           <w:rFonts w:ascii="Avenir Next" w:hAnsi="Avenir Next" w:cs="Avenir Next" w:eastAsia="Avenir Next"/>
           <w:color w:val="1A1A1A"/>
-          <w:sz w:val="21"/>
+          <w:sz w:val="22"/>
           <w:szCs w:val="21"/>
         </w:rPr>
         <w:t xml:space="preserve">72 − 57 = </w:t>
@@ -2589,7 +2608,7 @@
         <w:tabs>
           <w:tab w:val="left" w:pos="1300"/>
         </w:tabs>
-        <w:spacing w:before="0" w:after="24" w:line="272" w:lineRule="auto"/>
+        <w:spacing w:before="0" w:after="20" w:line="256" w:lineRule="auto"/>
         <w:ind w:left="1300" w:hanging="868"/>
       </w:pPr>
       <w:r>
@@ -2597,25 +2616,25 @@
           <w:rFonts w:ascii="Avenir Next" w:hAnsi="Avenir Next" w:cs="Avenir Next" w:eastAsia="Avenir Next"/>
           <w:b/>
           <w:color w:val="003A70"/>
+          <w:sz w:val="22"/>
+          <w:szCs w:val="18"/>
+        </w:rPr>
+        <w:t xml:space="preserve">Step 3</w:t>
+      </w:r>
+      <w:r>
+        <w:rPr>
+          <w:rFonts w:ascii="Avenir Next" w:hAnsi="Avenir Next" w:cs="Avenir Next" w:eastAsia="Avenir Next"/>
+          <w:color w:val="1A1A1A"/>
           <w:sz w:val="18"/>
           <w:szCs w:val="18"/>
         </w:rPr>
-        <w:t xml:space="preserve">Step 3</w:t>
-      </w:r>
-      <w:r>
-        <w:rPr>
-          <w:rFonts w:ascii="Avenir Next" w:hAnsi="Avenir Next" w:cs="Avenir Next" w:eastAsia="Avenir Next"/>
-          <w:color w:val="1A1A1A"/>
-          <w:sz w:val="18"/>
-          <w:szCs w:val="18"/>
-        </w:rPr>
         <w:tab/>
       </w:r>
       <w:r>
         <w:rPr>
           <w:rFonts w:ascii="Avenir Next" w:hAnsi="Avenir Next" w:cs="Avenir Next" w:eastAsia="Avenir Next"/>
           <w:color w:val="1A1A1A"/>
-          <w:sz w:val="21"/>
+          <w:sz w:val="22"/>
           <w:szCs w:val="21"/>
         </w:rPr>
         <w:t xml:space="preserve">57 + 15 = </w:t>
@@ -2642,7 +2661,7 @@
         <w:tabs>
           <w:tab w:val="left" w:pos="432"/>
         </w:tabs>
-        <w:spacing w:before="90" w:after="40" w:line="268" w:lineRule="auto"/>
+        <w:spacing w:before="76" w:after="34" w:line="254" w:lineRule="auto"/>
         <w:ind w:left="432" w:hanging="432"/>
       </w:pPr>
       <w:r>
@@ -2698,7 +2717,7 @@
         <w:tabs>
           <w:tab w:val="left" w:pos="1300"/>
         </w:tabs>
-        <w:spacing w:before="0" w:after="24" w:line="272" w:lineRule="auto"/>
+        <w:spacing w:before="0" w:after="20" w:line="256" w:lineRule="auto"/>
         <w:ind w:left="1300" w:hanging="868"/>
       </w:pPr>
       <w:r>
@@ -2706,35 +2725,35 @@
           <w:rFonts w:ascii="Avenir Next" w:hAnsi="Avenir Next" w:cs="Avenir Next" w:eastAsia="Avenir Next"/>
           <w:b/>
           <w:color w:val="003A70"/>
+          <w:sz w:val="22"/>
+          <w:szCs w:val="18"/>
+        </w:rPr>
+        <w:t xml:space="preserve">Step 1</w:t>
+      </w:r>
+      <w:r>
+        <w:rPr>
+          <w:rFonts w:ascii="Avenir Next" w:hAnsi="Avenir Next" w:cs="Avenir Next" w:eastAsia="Avenir Next"/>
+          <w:color w:val="1A1A1A"/>
           <w:sz w:val="18"/>
           <w:szCs w:val="18"/>
         </w:rPr>
-        <w:t xml:space="preserve">Step 1</w:t>
-      </w:r>
-      <w:r>
-        <w:rPr>
-          <w:rFonts w:ascii="Avenir Next" w:hAnsi="Avenir Next" w:cs="Avenir Next" w:eastAsia="Avenir Next"/>
-          <w:color w:val="1A1A1A"/>
-          <w:sz w:val="18"/>
-          <w:szCs w:val="18"/>
-        </w:rPr>
         <w:tab/>
       </w:r>
       <w:r>
         <w:rPr>
           <w:rFonts w:ascii="Avenir Next" w:hAnsi="Avenir Next" w:cs="Avenir Next" w:eastAsia="Avenir Next"/>
           <w:color w:val="1A1A1A"/>
+          <w:sz w:val="22"/>
+          <w:szCs w:val="21"/>
+        </w:rPr>
+        <w:t xml:space="preserve">The total needed is </w:t>
+      </w:r>
+      <w:r>
+        <w:rPr>
+          <w:rFonts w:ascii="Avenir Next" w:hAnsi="Avenir Next" w:cs="Avenir Next" w:eastAsia="Avenir Next"/>
+          <w:color w:val="1A1A1A"/>
           <w:sz w:val="21"/>
           <w:szCs w:val="21"/>
-        </w:rPr>
-        <w:t xml:space="preserve">The total needed is </w:t>
-      </w:r>
-      <w:r>
-        <w:rPr>
-          <w:rFonts w:ascii="Avenir Next" w:hAnsi="Avenir Next" w:cs="Avenir Next" w:eastAsia="Avenir Next"/>
-          <w:color w:val="1A1A1A"/>
-          <w:sz w:val="21"/>
-          <w:szCs w:val="21"/>
           <w:u w:val="single"/>
         </w:rPr>
         <w:t xml:space="preserve">                </w:t>
@@ -2743,7 +2762,7 @@
         <w:rPr>
           <w:rFonts w:ascii="Avenir Next" w:hAnsi="Avenir Next" w:cs="Avenir Next" w:eastAsia="Avenir Next"/>
           <w:color w:val="1A1A1A"/>
-          <w:sz w:val="21"/>
+          <w:sz w:val="22"/>
           <w:szCs w:val="21"/>
         </w:rPr>
         <w:t xml:space="preserve">.</w:t>
@@ -2755,7 +2774,7 @@
         <w:tabs>
           <w:tab w:val="left" w:pos="1300"/>
         </w:tabs>
-        <w:spacing w:before="0" w:after="24" w:line="272" w:lineRule="auto"/>
+        <w:spacing w:before="0" w:after="20" w:line="256" w:lineRule="auto"/>
         <w:ind w:left="1300" w:hanging="868"/>
       </w:pPr>
       <w:r>
@@ -2763,25 +2782,25 @@
           <w:rFonts w:ascii="Avenir Next" w:hAnsi="Avenir Next" w:cs="Avenir Next" w:eastAsia="Avenir Next"/>
           <w:b/>
           <w:color w:val="003A70"/>
+          <w:sz w:val="22"/>
+          <w:szCs w:val="18"/>
+        </w:rPr>
+        <w:t xml:space="preserve">Step 2</w:t>
+      </w:r>
+      <w:r>
+        <w:rPr>
+          <w:rFonts w:ascii="Avenir Next" w:hAnsi="Avenir Next" w:cs="Avenir Next" w:eastAsia="Avenir Next"/>
+          <w:color w:val="1A1A1A"/>
           <w:sz w:val="18"/>
           <w:szCs w:val="18"/>
         </w:rPr>
-        <w:t xml:space="preserve">Step 2</w:t>
-      </w:r>
-      <w:r>
-        <w:rPr>
-          <w:rFonts w:ascii="Avenir Next" w:hAnsi="Avenir Next" w:cs="Avenir Next" w:eastAsia="Avenir Next"/>
-          <w:color w:val="1A1A1A"/>
-          <w:sz w:val="18"/>
-          <w:szCs w:val="18"/>
-        </w:rPr>
         <w:tab/>
       </w:r>
       <w:r>
         <w:rPr>
           <w:rFonts w:ascii="Avenir Next" w:hAnsi="Avenir Next" w:cs="Avenir Next" w:eastAsia="Avenir Next"/>
           <w:color w:val="1A1A1A"/>
-          <w:sz w:val="21"/>
+          <w:sz w:val="22"/>
           <w:szCs w:val="21"/>
         </w:rPr>
         <w:t xml:space="preserve">510 − 400 = </w:t>
@@ -2803,7 +2822,7 @@
         <w:tabs>
           <w:tab w:val="left" w:pos="1300"/>
         </w:tabs>
-        <w:spacing w:before="0" w:after="24" w:line="272" w:lineRule="auto"/>
+        <w:spacing w:before="0" w:after="20" w:line="256" w:lineRule="auto"/>
         <w:ind w:left="1300" w:hanging="868"/>
       </w:pPr>
       <w:r>
@@ -2811,35 +2830,35 @@
           <w:rFonts w:ascii="Avenir Next" w:hAnsi="Avenir Next" w:cs="Avenir Next" w:eastAsia="Avenir Next"/>
           <w:b/>
           <w:color w:val="003A70"/>
+          <w:sz w:val="22"/>
+          <w:szCs w:val="18"/>
+        </w:rPr>
+        <w:t xml:space="preserve">Step 3</w:t>
+      </w:r>
+      <w:r>
+        <w:rPr>
+          <w:rFonts w:ascii="Avenir Next" w:hAnsi="Avenir Next" w:cs="Avenir Next" w:eastAsia="Avenir Next"/>
+          <w:color w:val="1A1A1A"/>
           <w:sz w:val="18"/>
           <w:szCs w:val="18"/>
         </w:rPr>
-        <w:t xml:space="preserve">Step 3</w:t>
-      </w:r>
-      <w:r>
-        <w:rPr>
-          <w:rFonts w:ascii="Avenir Next" w:hAnsi="Avenir Next" w:cs="Avenir Next" w:eastAsia="Avenir Next"/>
-          <w:color w:val="1A1A1A"/>
-          <w:sz w:val="18"/>
-          <w:szCs w:val="18"/>
-        </w:rPr>
         <w:tab/>
       </w:r>
       <w:r>
         <w:rPr>
           <w:rFonts w:ascii="Avenir Next" w:hAnsi="Avenir Next" w:cs="Avenir Next" w:eastAsia="Avenir Next"/>
           <w:color w:val="1A1A1A"/>
+          <w:sz w:val="22"/>
+          <w:szCs w:val="21"/>
+        </w:rPr>
+        <w:t xml:space="preserve">400 + 110 = </w:t>
+      </w:r>
+      <w:r>
+        <w:rPr>
+          <w:rFonts w:ascii="Avenir Next" w:hAnsi="Avenir Next" w:cs="Avenir Next" w:eastAsia="Avenir Next"/>
+          <w:color w:val="1A1A1A"/>
           <w:sz w:val="21"/>
           <w:szCs w:val="21"/>
-        </w:rPr>
-        <w:t xml:space="preserve">400 + 110 = </w:t>
-      </w:r>
-      <w:r>
-        <w:rPr>
-          <w:rFonts w:ascii="Avenir Next" w:hAnsi="Avenir Next" w:cs="Avenir Next" w:eastAsia="Avenir Next"/>
-          <w:color w:val="1A1A1A"/>
-          <w:sz w:val="21"/>
-          <w:szCs w:val="21"/>
           <w:u w:val="single"/>
         </w:rPr>
         <w:t xml:space="preserve">                </w:t>
@@ -2852,6 +2871,7 @@
     </w:p>
     <w:p>
       <w:pPr>
+        <w:pStyle w:val="Heading2"/>
         <w:keepNext/>
         <w:pBdr>
           <w:bottom w:val="single" w:sz="8" w:space="3" w:color="003A70"/>
@@ -2859,7 +2879,7 @@
         <w:tabs>
           <w:tab w:val="right" w:pos="9504"/>
         </w:tabs>
-        <w:spacing w:before="50" w:after="36" w:line="240" w:lineRule="auto"/>
+        <w:spacing w:before="42" w:after="31" w:line="240" w:lineRule="auto"/>
       </w:pPr>
       <w:r>
         <w:rPr>
@@ -2867,7 +2887,7 @@
           <w:b/>
           <w:color w:val="003A70"/>
           <w:spacing w:val="14"/>
-          <w:sz w:val="19"/>
+          <w:sz w:val="22"/>
           <w:szCs w:val="19"/>
         </w:rPr>
         <w:t xml:space="preserve">YOUR TURN</w:t>
@@ -2886,7 +2906,7 @@
           <w:rFonts w:ascii="Avenir Next" w:hAnsi="Avenir Next" w:cs="Avenir Next" w:eastAsia="Avenir Next"/>
           <w:i/>
           <w:color w:val="5A5F66"/>
-          <w:sz w:val="17"/>
+          <w:sz w:val="22"/>
           <w:szCs w:val="17"/>
         </w:rPr>
         <w:t xml:space="preserve">use the steps on your own</w:t>
@@ -2936,7 +2956,7 @@
               <w:tabs>
                 <w:tab w:val="left" w:pos="432"/>
               </w:tabs>
-              <w:spacing w:before="90" w:after="40" w:line="268" w:lineRule="auto"/>
+              <w:spacing w:before="76" w:after="34" w:line="254" w:lineRule="auto"/>
               <w:ind w:left="432" w:hanging="432"/>
             </w:pPr>
             <w:r>
@@ -3010,7 +3030,7 @@
                     <w:tabs>
                       <w:tab w:val="left" w:pos="340"/>
                     </w:tabs>
-                    <w:spacing w:before="0" w:after="0" w:line="276" w:lineRule="auto"/>
+                    <w:spacing w:before="0" w:after="0" w:line="258" w:lineRule="auto"/>
                     <w:ind w:left="340" w:hanging="340"/>
                   </w:pPr>
                   <w:r>
@@ -3076,7 +3096,7 @@
                       <w:szCs w:val="22"/>
                       <w:u w:val="single"/>
                     </w:rPr>
-                    <w:t xml:space="preserve">        </w:t>
+                    <w:t xml:space="preserve">            </w:t>
                   </w:r>
                 </w:p>
               </w:tc>
@@ -3090,7 +3110,7 @@
                     <w:tabs>
                       <w:tab w:val="left" w:pos="340"/>
                     </w:tabs>
-                    <w:spacing w:before="0" w:after="0" w:line="276" w:lineRule="auto"/>
+                    <w:spacing w:before="0" w:after="0" w:line="258" w:lineRule="auto"/>
                     <w:ind w:left="340" w:hanging="340"/>
                   </w:pPr>
                   <w:r>
@@ -3156,7 +3176,7 @@
                       <w:szCs w:val="22"/>
                       <w:u w:val="single"/>
                     </w:rPr>
-                    <w:t xml:space="preserve">        </w:t>
+                    <w:t xml:space="preserve">            </w:t>
                   </w:r>
                 </w:p>
               </w:tc>
@@ -3170,7 +3190,7 @@
                     <w:tabs>
                       <w:tab w:val="left" w:pos="340"/>
                     </w:tabs>
-                    <w:spacing w:before="0" w:after="0" w:line="276" w:lineRule="auto"/>
+                    <w:spacing w:before="0" w:after="0" w:line="258" w:lineRule="auto"/>
                     <w:ind w:left="340" w:hanging="340"/>
                   </w:pPr>
                   <w:r>
@@ -3236,7 +3256,7 @@
                       <w:szCs w:val="22"/>
                       <w:u w:val="single"/>
                     </w:rPr>
-                    <w:t xml:space="preserve">        </w:t>
+                    <w:t xml:space="preserve">            </w:t>
                   </w:r>
                 </w:p>
               </w:tc>
@@ -3256,7 +3276,7 @@
                     <w:tabs>
                       <w:tab w:val="left" w:pos="340"/>
                     </w:tabs>
-                    <w:spacing w:before="0" w:after="0" w:line="276" w:lineRule="auto"/>
+                    <w:spacing w:before="0" w:after="0" w:line="258" w:lineRule="auto"/>
                     <w:ind w:left="340" w:hanging="340"/>
                   </w:pPr>
                   <w:r>
@@ -3322,7 +3342,7 @@
                       <w:szCs w:val="22"/>
                       <w:u w:val="single"/>
                     </w:rPr>
-                    <w:t xml:space="preserve">        </w:t>
+                    <w:t xml:space="preserve">            </w:t>
                   </w:r>
                 </w:p>
               </w:tc>
@@ -3336,7 +3356,7 @@
                     <w:tabs>
                       <w:tab w:val="left" w:pos="340"/>
                     </w:tabs>
-                    <w:spacing w:before="0" w:after="0" w:line="276" w:lineRule="auto"/>
+                    <w:spacing w:before="0" w:after="0" w:line="258" w:lineRule="auto"/>
                     <w:ind w:left="340" w:hanging="340"/>
                   </w:pPr>
                   <w:r>
@@ -3402,7 +3422,7 @@
                       <w:szCs w:val="22"/>
                       <w:u w:val="single"/>
                     </w:rPr>
-                    <w:t xml:space="preserve">        </w:t>
+                    <w:t xml:space="preserve">            </w:t>
                   </w:r>
                 </w:p>
               </w:tc>
@@ -3416,7 +3436,7 @@
                     <w:tabs>
                       <w:tab w:val="left" w:pos="340"/>
                     </w:tabs>
-                    <w:spacing w:before="0" w:after="0" w:line="276" w:lineRule="auto"/>
+                    <w:spacing w:before="0" w:after="0" w:line="258" w:lineRule="auto"/>
                     <w:ind w:left="340" w:hanging="340"/>
                   </w:pPr>
                   <w:r>
@@ -3482,7 +3502,7 @@
                       <w:szCs w:val="22"/>
                       <w:u w:val="single"/>
                     </w:rPr>
-                    <w:t xml:space="preserve">        </w:t>
+                    <w:t xml:space="preserve">            </w:t>
                   </w:r>
                 </w:p>
               </w:tc>
@@ -3503,6 +3523,7 @@
     </w:p>
     <w:p>
       <w:pPr>
+        <w:pStyle w:val="Heading2"/>
         <w:keepNext/>
         <w:pBdr>
           <w:bottom w:val="single" w:sz="8" w:space="3" w:color="003A70"/>
@@ -3510,7 +3531,7 @@
         <w:tabs>
           <w:tab w:val="right" w:pos="9504"/>
         </w:tabs>
-        <w:spacing w:before="50" w:after="36" w:line="240" w:lineRule="auto"/>
+        <w:spacing w:before="42" w:after="31" w:line="240" w:lineRule="auto"/>
       </w:pPr>
       <w:r>
         <w:rPr>
@@ -3518,7 +3539,7 @@
           <w:b/>
           <w:color w:val="003A70"/>
           <w:spacing w:val="14"/>
-          <w:sz w:val="19"/>
+          <w:sz w:val="22"/>
           <w:szCs w:val="19"/>
         </w:rPr>
         <w:t xml:space="preserve">READY CHECK</w:t>
@@ -3537,7 +3558,7 @@
           <w:rFonts w:ascii="Avenir Next" w:hAnsi="Avenir Next" w:cs="Avenir Next" w:eastAsia="Avenir Next"/>
           <w:i/>
           <w:color w:val="5A5F66"/>
-          <w:sz w:val="17"/>
+          <w:sz w:val="22"/>
           <w:szCs w:val="17"/>
         </w:rPr>
         <w:t xml:space="preserve">a problem like the one in today’s lesson</w:t>
@@ -3587,7 +3608,7 @@
               <w:tabs>
                 <w:tab w:val="left" w:pos="432"/>
               </w:tabs>
-              <w:spacing w:before="90" w:after="40" w:line="268" w:lineRule="auto"/>
+              <w:spacing w:before="76" w:after="34" w:line="254" w:lineRule="auto"/>
               <w:ind w:left="432" w:hanging="432"/>
             </w:pPr>
             <w:r>
@@ -3661,7 +3682,7 @@
                     <w:tabs>
                       <w:tab w:val="left" w:pos="340"/>
                     </w:tabs>
-                    <w:spacing w:before="0" w:after="0" w:line="264" w:lineRule="auto"/>
+                    <w:spacing w:before="0" w:after="0" w:line="252" w:lineRule="auto"/>
                     <w:ind w:left="340" w:hanging="340"/>
                   </w:pPr>
                   <w:r>
@@ -3669,25 +3690,25 @@
                       <w:rFonts w:ascii="Avenir Next" w:hAnsi="Avenir Next" w:cs="Avenir Next" w:eastAsia="Avenir Next"/>
                       <w:b/>
                       <w:color w:val="003A70"/>
+                      <w:sz w:val="22"/>
+                      <w:szCs w:val="21"/>
+                    </w:rPr>
+                    <w:t xml:space="preserve">A</w:t>
+                  </w:r>
+                  <w:r>
+                    <w:rPr>
+                      <w:rFonts w:ascii="Avenir Next" w:hAnsi="Avenir Next" w:cs="Avenir Next" w:eastAsia="Avenir Next"/>
+                      <w:color w:val="1A1A1A"/>
                       <w:sz w:val="21"/>
                       <w:szCs w:val="21"/>
                     </w:rPr>
-                    <w:t xml:space="preserve">A</w:t>
-                  </w:r>
-                  <w:r>
-                    <w:rPr>
-                      <w:rFonts w:ascii="Avenir Next" w:hAnsi="Avenir Next" w:cs="Avenir Next" w:eastAsia="Avenir Next"/>
-                      <w:color w:val="1A1A1A"/>
-                      <w:sz w:val="21"/>
-                      <w:szCs w:val="21"/>
-                    </w:rPr>
                     <w:tab/>
                   </w:r>
                   <w:r>
                     <w:rPr>
                       <w:rFonts w:ascii="Avenir Next" w:hAnsi="Avenir Next" w:cs="Avenir Next" w:eastAsia="Avenir Next"/>
                       <w:color w:val="1A1A1A"/>
-                      <w:sz w:val="21"/>
+                      <w:sz w:val="22"/>
                       <w:szCs w:val="21"/>
                     </w:rPr>
                     <w:t xml:space="preserve">110</w:t>
@@ -3704,7 +3725,7 @@
                     <w:tabs>
                       <w:tab w:val="left" w:pos="340"/>
                     </w:tabs>
-                    <w:spacing w:before="0" w:after="0" w:line="264" w:lineRule="auto"/>
+                    <w:spacing w:before="0" w:after="0" w:line="252" w:lineRule="auto"/>
                     <w:ind w:left="340" w:hanging="340"/>
                   </w:pPr>
                   <w:r>
@@ -3712,25 +3733,25 @@
                       <w:rFonts w:ascii="Avenir Next" w:hAnsi="Avenir Next" w:cs="Avenir Next" w:eastAsia="Avenir Next"/>
                       <w:b/>
                       <w:color w:val="003A70"/>
+                      <w:sz w:val="22"/>
+                      <w:szCs w:val="21"/>
+                    </w:rPr>
+                    <w:t xml:space="preserve">B</w:t>
+                  </w:r>
+                  <w:r>
+                    <w:rPr>
+                      <w:rFonts w:ascii="Avenir Next" w:hAnsi="Avenir Next" w:cs="Avenir Next" w:eastAsia="Avenir Next"/>
+                      <w:color w:val="1A1A1A"/>
                       <w:sz w:val="21"/>
                       <w:szCs w:val="21"/>
                     </w:rPr>
-                    <w:t xml:space="preserve">B</w:t>
-                  </w:r>
-                  <w:r>
-                    <w:rPr>
-                      <w:rFonts w:ascii="Avenir Next" w:hAnsi="Avenir Next" w:cs="Avenir Next" w:eastAsia="Avenir Next"/>
-                      <w:color w:val="1A1A1A"/>
-                      <w:sz w:val="21"/>
-                      <w:szCs w:val="21"/>
-                    </w:rPr>
                     <w:tab/>
                   </w:r>
                   <w:r>
                     <w:rPr>
                       <w:rFonts w:ascii="Avenir Next" w:hAnsi="Avenir Next" w:cs="Avenir Next" w:eastAsia="Avenir Next"/>
                       <w:color w:val="1A1A1A"/>
-                      <w:sz w:val="21"/>
+                      <w:sz w:val="22"/>
                       <w:szCs w:val="21"/>
                     </w:rPr>
                     <w:t xml:space="preserve">910</w:t>
@@ -3747,7 +3768,7 @@
                     <w:tabs>
                       <w:tab w:val="left" w:pos="340"/>
                     </w:tabs>
-                    <w:spacing w:before="0" w:after="0" w:line="264" w:lineRule="auto"/>
+                    <w:spacing w:before="0" w:after="0" w:line="252" w:lineRule="auto"/>
                     <w:ind w:left="340" w:hanging="340"/>
                   </w:pPr>
                   <w:r>
@@ -3755,25 +3776,25 @@
                       <w:rFonts w:ascii="Avenir Next" w:hAnsi="Avenir Next" w:cs="Avenir Next" w:eastAsia="Avenir Next"/>
                       <w:b/>
                       <w:color w:val="003A70"/>
+                      <w:sz w:val="22"/>
+                      <w:szCs w:val="21"/>
+                    </w:rPr>
+                    <w:t xml:space="preserve">C</w:t>
+                  </w:r>
+                  <w:r>
+                    <w:rPr>
+                      <w:rFonts w:ascii="Avenir Next" w:hAnsi="Avenir Next" w:cs="Avenir Next" w:eastAsia="Avenir Next"/>
+                      <w:color w:val="1A1A1A"/>
                       <w:sz w:val="21"/>
                       <w:szCs w:val="21"/>
                     </w:rPr>
-                    <w:t xml:space="preserve">C</w:t>
-                  </w:r>
-                  <w:r>
-                    <w:rPr>
-                      <w:rFonts w:ascii="Avenir Next" w:hAnsi="Avenir Next" w:cs="Avenir Next" w:eastAsia="Avenir Next"/>
-                      <w:color w:val="1A1A1A"/>
-                      <w:sz w:val="21"/>
-                      <w:szCs w:val="21"/>
-                    </w:rPr>
                     <w:tab/>
                   </w:r>
                   <w:r>
                     <w:rPr>
                       <w:rFonts w:ascii="Avenir Next" w:hAnsi="Avenir Next" w:cs="Avenir Next" w:eastAsia="Avenir Next"/>
                       <w:color w:val="1A1A1A"/>
-                      <w:sz w:val="21"/>
+                      <w:sz w:val="22"/>
                       <w:szCs w:val="21"/>
                     </w:rPr>
                     <w:t xml:space="preserve">102</w:t>
@@ -3790,7 +3811,7 @@
                     <w:tabs>
                       <w:tab w:val="left" w:pos="340"/>
                     </w:tabs>
-                    <w:spacing w:before="0" w:after="0" w:line="264" w:lineRule="auto"/>
+                    <w:spacing w:before="0" w:after="0" w:line="252" w:lineRule="auto"/>
                     <w:ind w:left="340" w:hanging="340"/>
                   </w:pPr>
                   <w:r>
@@ -3798,25 +3819,25 @@
                       <w:rFonts w:ascii="Avenir Next" w:hAnsi="Avenir Next" w:cs="Avenir Next" w:eastAsia="Avenir Next"/>
                       <w:b/>
                       <w:color w:val="003A70"/>
+                      <w:sz w:val="22"/>
+                      <w:szCs w:val="21"/>
+                    </w:rPr>
+                    <w:t xml:space="preserve">D</w:t>
+                  </w:r>
+                  <w:r>
+                    <w:rPr>
+                      <w:rFonts w:ascii="Avenir Next" w:hAnsi="Avenir Next" w:cs="Avenir Next" w:eastAsia="Avenir Next"/>
+                      <w:color w:val="1A1A1A"/>
                       <w:sz w:val="21"/>
                       <w:szCs w:val="21"/>
                     </w:rPr>
-                    <w:t xml:space="preserve">D</w:t>
-                  </w:r>
-                  <w:r>
-                    <w:rPr>
-                      <w:rFonts w:ascii="Avenir Next" w:hAnsi="Avenir Next" w:cs="Avenir Next" w:eastAsia="Avenir Next"/>
-                      <w:color w:val="1A1A1A"/>
-                      <w:sz w:val="21"/>
-                      <w:szCs w:val="21"/>
-                    </w:rPr>
                     <w:tab/>
                   </w:r>
                   <w:r>
                     <w:rPr>
                       <w:rFonts w:ascii="Avenir Next" w:hAnsi="Avenir Next" w:cs="Avenir Next" w:eastAsia="Avenir Next"/>
                       <w:color w:val="1A1A1A"/>
-                      <w:sz w:val="21"/>
+                      <w:sz w:val="22"/>
                       <w:szCs w:val="21"/>
                     </w:rPr>
                     <w:t xml:space="preserve">100</w:t>
@@ -3865,19 +3886,42 @@
         <w:tblLook w:val="0000" w:firstRow="0" w:lastRow="0" w:firstColumn="0" w:lastColumn="0" w:noHBand="1" w:noVBand="1"/>
       </w:tblPr>
       <w:tblGrid>
-        <w:gridCol w:w="2000"/>
-        <w:gridCol w:w="2300"/>
-        <w:gridCol w:w="2100"/>
-        <w:gridCol w:w="3104"/>
+        <w:gridCol w:w="1750"/>
+        <w:gridCol w:w="2500"/>
+        <w:gridCol w:w="2200"/>
+        <w:gridCol w:w="3054"/>
       </w:tblGrid>
       <w:tr>
         <w:trPr>
           <w:cantSplit/>
-          <w:trHeight w:val="320" w:hRule="atLeast"/>
+          <w:trHeight w:val="300" w:hRule="atLeast"/>
         </w:trPr>
         <w:tc>
           <w:tcPr>
-            <w:tcW w:w="2000" w:type="dxa"/>
+            <w:tcW w:w="1750" w:type="dxa"/>
+            <w:vAlign w:val="center"/>
+          </w:tcPr>
+          <w:p>
+            <w:pPr>
+              <w:pStyle w:val="Heading2"/>
+              <w:spacing w:before="0" w:after="0" w:line="240" w:lineRule="auto"/>
+            </w:pPr>
+            <w:r>
+              <w:rPr>
+                <w:rFonts w:ascii="Avenir Next" w:hAnsi="Avenir Next" w:cs="Avenir Next" w:eastAsia="Avenir Next"/>
+                <w:b/>
+                <w:color w:val="003A70"/>
+                <w:spacing w:val="12"/>
+                <w:sz w:val="15"/>
+                <w:szCs w:val="15"/>
+              </w:rPr>
+              <w:t xml:space="preserve">CHECK YOURSELF</w:t>
+            </w:r>
+          </w:p>
+        </w:tc>
+        <w:tc>
+          <w:tcPr>
+            <w:tcW w:w="2500" w:type="dxa"/>
             <w:vAlign w:val="center"/>
           </w:tcPr>
           <w:p>
@@ -3886,20 +3930,27 @@
             </w:pPr>
             <w:r>
               <w:rPr>
-                <w:rFonts w:ascii="Avenir Next" w:hAnsi="Avenir Next" w:cs="Avenir Next" w:eastAsia="Avenir Next"/>
-                <w:b/>
-                <w:color w:val="003A70"/>
-                <w:spacing w:val="12"/>
-                <w:sz w:val="15"/>
-                <w:szCs w:val="15"/>
-              </w:rPr>
-              <w:t xml:space="preserve">CHECK YOURSELF</w:t>
+                <w:rFonts w:ascii="Arial" w:hAnsi="Arial" w:cs="Arial" w:eastAsia="Arial"/>
+                <w:color w:val="1A1A1A"/>
+                <w:sz w:val="20"/>
+                <w:szCs w:val="20"/>
+              </w:rPr>
+              <w:t xml:space="preserve">□</w:t>
+            </w:r>
+            <w:r>
+              <w:rPr>
+                <w:rFonts w:ascii="Avenir Next" w:hAnsi="Avenir Next" w:cs="Avenir Next" w:eastAsia="Avenir Next"/>
+                <w:color w:val="1A1A1A"/>
+                <w:sz w:val="17"/>
+                <w:szCs w:val="17"/>
+              </w:rPr>
+              <w:t xml:space="preserve">  I can do this on my own</w:t>
             </w:r>
           </w:p>
         </w:tc>
         <w:tc>
           <w:tcPr>
-            <w:tcW w:w="2300" w:type="dxa"/>
+            <w:tcW w:w="2200" w:type="dxa"/>
             <w:vAlign w:val="center"/>
           </w:tcPr>
           <w:p>
@@ -3910,8 +3961,8 @@
               <w:rPr>
                 <w:rFonts w:ascii="Arial" w:hAnsi="Arial" w:cs="Arial" w:eastAsia="Arial"/>
                 <w:color w:val="1A1A1A"/>
-                <w:sz w:val="24"/>
-                <w:szCs w:val="24"/>
+                <w:sz w:val="20"/>
+                <w:szCs w:val="20"/>
               </w:rPr>
               <w:t xml:space="preserve">□</w:t>
             </w:r>
@@ -3922,13 +3973,13 @@
                 <w:sz w:val="17"/>
                 <w:szCs w:val="17"/>
               </w:rPr>
-              <w:t xml:space="preserve">  I can do this on my own</w:t>
+              <w:t xml:space="preserve">  I need a little help</w:t>
             </w:r>
           </w:p>
         </w:tc>
         <w:tc>
           <w:tcPr>
-            <w:tcW w:w="2100" w:type="dxa"/>
+            <w:tcW w:w="3054" w:type="dxa"/>
             <w:vAlign w:val="center"/>
           </w:tcPr>
           <w:p>
@@ -3939,37 +3990,8 @@
               <w:rPr>
                 <w:rFonts w:ascii="Arial" w:hAnsi="Arial" w:cs="Arial" w:eastAsia="Arial"/>
                 <w:color w:val="1A1A1A"/>
-                <w:sz w:val="24"/>
-                <w:szCs w:val="24"/>
-              </w:rPr>
-              <w:t xml:space="preserve">□</w:t>
-            </w:r>
-            <w:r>
-              <w:rPr>
-                <w:rFonts w:ascii="Avenir Next" w:hAnsi="Avenir Next" w:cs="Avenir Next" w:eastAsia="Avenir Next"/>
-                <w:color w:val="1A1A1A"/>
-                <w:sz w:val="17"/>
-                <w:szCs w:val="17"/>
-              </w:rPr>
-              <w:t xml:space="preserve">  I need a little help</w:t>
-            </w:r>
-          </w:p>
-        </w:tc>
-        <w:tc>
-          <w:tcPr>
-            <w:tcW w:w="3104" w:type="dxa"/>
-            <w:vAlign w:val="center"/>
-          </w:tcPr>
-          <w:p>
-            <w:pPr>
-              <w:spacing w:before="0" w:after="0" w:line="240" w:lineRule="auto"/>
-            </w:pPr>
-            <w:r>
-              <w:rPr>
-                <w:rFonts w:ascii="Arial" w:hAnsi="Arial" w:cs="Arial" w:eastAsia="Arial"/>
-                <w:color w:val="1A1A1A"/>
-                <w:sz w:val="24"/>
-                <w:szCs w:val="24"/>
+                <w:sz w:val="20"/>
+                <w:szCs w:val="20"/>
               </w:rPr>
               <w:t xml:space="preserve">□</w:t>
             </w:r>
@@ -4004,7 +4026,7 @@
     <w:sectPr>
       <w:footerReference w:type="default" r:id="rIdFooter1"/>
       <w:pgSz w:w="12240" w:h="15840"/>
-      <w:pgMar w:top="893" w:right="1224" w:bottom="835" w:left="1512" w:header="432" w:footer="432" w:gutter="0"/>
+      <w:pgMar w:top="780" w:right="1224" w:bottom="760" w:left="1512" w:header="432" w:footer="432" w:gutter="0"/>
       <w:cols w:space="720"/>
     </w:sectPr>
   </w:body>
@@ -4084,7 +4106,106 @@
               <w:sz w:val="15"/>
               <w:szCs w:val="15"/>
             </w:rPr>
-            <w:t xml:space="preserve">Lesson 2-8  ·  Session 2  ·  Prerequisite Practice A</w:t>
+            <w:t xml:space="preserve">2-8 · Page </w:t>
+          </w:r>
+          <w:r>
+            <w:rPr>
+              <w:rFonts w:ascii="Avenir Next" w:hAnsi="Avenir Next" w:cs="Avenir Next" w:eastAsia="Avenir Next"/>
+              <w:color w:val="5A5F66"/>
+              <w:sz w:val="15"/>
+              <w:szCs w:val="15"/>
+            </w:rPr>
+            <w:fldChar w:fldCharType="begin"/>
+          </w:r>
+          <w:r>
+            <w:rPr>
+              <w:rFonts w:ascii="Avenir Next" w:hAnsi="Avenir Next" w:cs="Avenir Next" w:eastAsia="Avenir Next"/>
+              <w:color w:val="5A5F66"/>
+              <w:sz w:val="15"/>
+              <w:szCs w:val="15"/>
+            </w:rPr>
+            <w:instrText xml:space="preserve"> PAGE </w:instrText>
+          </w:r>
+          <w:r>
+            <w:rPr>
+              <w:rFonts w:ascii="Avenir Next" w:hAnsi="Avenir Next" w:cs="Avenir Next" w:eastAsia="Avenir Next"/>
+              <w:color w:val="5A5F66"/>
+              <w:sz w:val="15"/>
+              <w:szCs w:val="15"/>
+            </w:rPr>
+            <w:fldChar w:fldCharType="separate"/>
+          </w:r>
+          <w:r>
+            <w:rPr>
+              <w:rFonts w:ascii="Avenir Next" w:hAnsi="Avenir Next" w:cs="Avenir Next" w:eastAsia="Avenir Next"/>
+              <w:color w:val="5A5F66"/>
+              <w:sz w:val="15"/>
+              <w:szCs w:val="15"/>
+            </w:rPr>
+            <w:t xml:space="preserve">1</w:t>
+          </w:r>
+          <w:r>
+            <w:rPr>
+              <w:rFonts w:ascii="Avenir Next" w:hAnsi="Avenir Next" w:cs="Avenir Next" w:eastAsia="Avenir Next"/>
+              <w:color w:val="5A5F66"/>
+              <w:sz w:val="15"/>
+              <w:szCs w:val="15"/>
+            </w:rPr>
+            <w:fldChar w:fldCharType="end"/>
+          </w:r>
+          <w:r>
+            <w:rPr>
+              <w:rFonts w:ascii="Avenir Next" w:hAnsi="Avenir Next" w:cs="Avenir Next" w:eastAsia="Avenir Next"/>
+              <w:color w:val="5A5F66"/>
+              <w:sz w:val="15"/>
+              <w:szCs w:val="15"/>
+            </w:rPr>
+            <w:t xml:space="preserve"> of </w:t>
+          </w:r>
+          <w:r>
+            <w:rPr>
+              <w:rFonts w:ascii="Avenir Next" w:hAnsi="Avenir Next" w:cs="Avenir Next" w:eastAsia="Avenir Next"/>
+              <w:color w:val="5A5F66"/>
+              <w:sz w:val="15"/>
+              <w:szCs w:val="15"/>
+            </w:rPr>
+            <w:fldChar w:fldCharType="begin"/>
+          </w:r>
+          <w:r>
+            <w:rPr>
+              <w:rFonts w:ascii="Avenir Next" w:hAnsi="Avenir Next" w:cs="Avenir Next" w:eastAsia="Avenir Next"/>
+              <w:color w:val="5A5F66"/>
+              <w:sz w:val="15"/>
+              <w:szCs w:val="15"/>
+            </w:rPr>
+            <w:instrText xml:space="preserve"> NUMPAGES </w:instrText>
+          </w:r>
+          <w:r>
+            <w:rPr>
+              <w:rFonts w:ascii="Avenir Next" w:hAnsi="Avenir Next" w:cs="Avenir Next" w:eastAsia="Avenir Next"/>
+              <w:color w:val="5A5F66"/>
+              <w:sz w:val="15"/>
+              <w:szCs w:val="15"/>
+            </w:rPr>
+            <w:fldChar w:fldCharType="separate"/>
+          </w:r>
+          <w:r>
+            <w:rPr>
+              <w:rFonts w:ascii="Avenir Next" w:hAnsi="Avenir Next" w:cs="Avenir Next" w:eastAsia="Avenir Next"/>
+              <w:color w:val="5A5F66"/>
+              <w:sz w:val="15"/>
+              <w:szCs w:val="15"/>
+            </w:rPr>
+            <w:t xml:space="preserve">1</w:t>
+          </w:r>
+          <w:r>
+            <w:rPr>
+              <w:rFonts w:ascii="Avenir Next" w:hAnsi="Avenir Next" w:cs="Avenir Next" w:eastAsia="Avenir Next"/>
+              <w:color w:val="5A5F66"/>
+              <w:sz w:val="15"/>
+              <w:szCs w:val="15"/>
+            </w:rPr>
+            <w:fldChar w:fldCharType="end"/>
           </w:r>
         </w:p>
       </w:tc>
@@ -4127,5 +4248,23 @@
       </w:tblCellMar>
     </w:tblPr>
   </w:style>
+  <w:style w:type="paragraph" w:styleId="Heading1">
+    <w:name w:val="heading 1"/>
+    <w:basedOn w:val="Normal"/>
+    <w:pPr>
+      <w:outlineLvl w:val="0"/>
+      <w:keepNext w:val="0"/>
+      <w:keepLines w:val="0"/>
+    </w:pPr>
+  </w:style>
+  <w:style w:type="paragraph" w:styleId="Heading2">
+    <w:name w:val="heading 2"/>
+    <w:basedOn w:val="Normal"/>
+    <w:pPr>
+      <w:outlineLvl w:val="1"/>
+      <w:keepNext w:val="0"/>
+      <w:keepLines w:val="0"/>
+    </w:pPr>
+  </w:style>
 </w:styles>
 </file>